--- a/Actividad1.docx
+++ b/Actividad1.docx
@@ -1,6 +1,6 @@
 
 <file path=word/document.xml><?xml version="1.0" encoding="utf-8"?>
-<w:document xmlns:wpc="http://schemas.microsoft.com/office/word/2010/wordprocessingCanvas" xmlns:cx="http://schemas.microsoft.com/office/drawing/2014/chartex" xmlns:cx1="http://schemas.microsoft.com/office/drawing/2015/9/8/chartex" xmlns:cx2="http://schemas.microsoft.com/office/drawing/2015/10/21/chartex" xmlns:cx3="http://schemas.microsoft.com/office/drawing/2016/5/9/chartex" xmlns:cx4="http://schemas.microsoft.com/office/drawing/2016/5/10/chartex" xmlns:cx5="http://schemas.microsoft.com/office/drawing/2016/5/11/chartex" xmlns:cx6="http://schemas.microsoft.com/office/drawing/2016/5/12/chartex" xmlns:cx7="http://schemas.microsoft.com/office/drawing/2016/5/13/chartex" xmlns:cx8="http://schemas.microsoft.com/office/drawing/2016/5/14/chartex" xmlns:mc="http://schemas.openxmlformats.org/markup-compatibility/2006" xmlns:aink="http://schemas.microsoft.com/office/drawing/2016/ink" xmlns:am3d="http://schemas.microsoft.com/office/drawing/2017/model3d" xmlns:o="urn:schemas-microsoft-com:office:office" xmlns:oel="http://schemas.microsoft.com/office/2019/extlst" xmlns:r="http://schemas.openxmlformats.org/officeDocument/2006/relationships" xmlns:m="http://schemas.openxmlformats.org/officeDocument/2006/math" xmlns:v="urn:schemas-microsoft-com:vml" xmlns:wp14="http://schemas.microsoft.com/office/word/2010/wordprocessingDrawing" xmlns:wp="http://schemas.openxmlformats.org/drawingml/2006/wordprocessingDrawing" xmlns:w10="urn:schemas-microsoft-com:office:word" xmlns:w="http://schemas.openxmlformats.org/wordprocessingml/2006/main" xmlns:w14="http://schemas.microsoft.com/office/word/2010/wordml" xmlns:w15="http://schemas.microsoft.com/office/word/2012/wordml" xmlns:w16cex="http://schemas.microsoft.com/office/word/2018/wordml/cex" xmlns:w16cid="http://schemas.microsoft.com/office/word/2016/wordml/cid" xmlns:w16="http://schemas.microsoft.com/office/word/2018/wordml" xmlns:w16sdtdh="http://schemas.microsoft.com/office/word/2020/wordml/sdtdatahash" xmlns:w16se="http://schemas.microsoft.com/office/word/2015/wordml/symex" xmlns:wpg="http://schemas.microsoft.com/office/word/2010/wordprocessingGroup" xmlns:wpi="http://schemas.microsoft.com/office/word/2010/wordprocessingInk" xmlns:wne="http://schemas.microsoft.com/office/word/2006/wordml" xmlns:wps="http://schemas.microsoft.com/office/word/2010/wordprocessingShape" mc:Ignorable="w14 w15 w16se w16cid w16 w16cex w16sdtdh wp14">
+<w:document xmlns:wpc="http://schemas.microsoft.com/office/word/2010/wordprocessingCanvas" xmlns:cx="http://schemas.microsoft.com/office/drawing/2014/chartex" xmlns:cx1="http://schemas.microsoft.com/office/drawing/2015/9/8/chartex" xmlns:cx2="http://schemas.microsoft.com/office/drawing/2015/10/21/chartex" xmlns:cx3="http://schemas.microsoft.com/office/drawing/2016/5/9/chartex" xmlns:cx4="http://schemas.microsoft.com/office/drawing/2016/5/10/chartex" xmlns:cx5="http://schemas.microsoft.com/office/drawing/2016/5/11/chartex" xmlns:cx6="http://schemas.microsoft.com/office/drawing/2016/5/12/chartex" xmlns:cx7="http://schemas.microsoft.com/office/drawing/2016/5/13/chartex" xmlns:cx8="http://schemas.microsoft.com/office/drawing/2016/5/14/chartex" xmlns:mc="http://schemas.openxmlformats.org/markup-compatibility/2006" xmlns:aink="http://schemas.microsoft.com/office/drawing/2016/ink" xmlns:am3d="http://schemas.microsoft.com/office/drawing/2017/model3d" xmlns:o="urn:schemas-microsoft-com:office:office" xmlns:r="http://schemas.openxmlformats.org/officeDocument/2006/relationships" xmlns:m="http://schemas.openxmlformats.org/officeDocument/2006/math" xmlns:v="urn:schemas-microsoft-com:vml" xmlns:wp14="http://schemas.microsoft.com/office/word/2010/wordprocessingDrawing" xmlns:wp="http://schemas.openxmlformats.org/drawingml/2006/wordprocessingDrawing" xmlns:w10="urn:schemas-microsoft-com:office:word" xmlns:w="http://schemas.openxmlformats.org/wordprocessingml/2006/main" xmlns:w14="http://schemas.microsoft.com/office/word/2010/wordml" xmlns:w15="http://schemas.microsoft.com/office/word/2012/wordml" xmlns:w16cex="http://schemas.microsoft.com/office/word/2018/wordml/cex" xmlns:w16cid="http://schemas.microsoft.com/office/word/2016/wordml/cid" xmlns:w16="http://schemas.microsoft.com/office/word/2018/wordml" xmlns:w16sdtdh="http://schemas.microsoft.com/office/word/2020/wordml/sdtdatahash" xmlns:w16se="http://schemas.microsoft.com/office/word/2015/wordml/symex" xmlns:wpg="http://schemas.microsoft.com/office/word/2010/wordprocessingGroup" xmlns:wpi="http://schemas.microsoft.com/office/word/2010/wordprocessingInk" xmlns:wne="http://schemas.microsoft.com/office/word/2006/wordml" xmlns:wps="http://schemas.microsoft.com/office/word/2010/wordprocessingShape" mc:Ignorable="w14 w15 w16se w16cid w16 w16cex w16sdtdh wp14">
   <w:body>
     <w:p>
       <w:pPr>
@@ -47,8 +47,16 @@
         <w:rPr>
           <w:lang w:val="en-US"/>
         </w:rPr>
-        <w:t>namespace ListaCircularSimple</w:t>
-      </w:r>
+        <w:t xml:space="preserve">namespace </w:t>
+      </w:r>
+      <w:proofErr w:type="spellStart"/>
+      <w:r>
+        <w:rPr>
+          <w:lang w:val="en-US"/>
+        </w:rPr>
+        <w:t>ListaCircularSimple</w:t>
+      </w:r>
+      <w:proofErr w:type="spellEnd"/>
     </w:p>
     <w:p>
       <w:pPr>
@@ -73,8 +81,16 @@
         <w:rPr>
           <w:lang w:val="en-US"/>
         </w:rPr>
-        <w:t xml:space="preserve">    public class Nodo</w:t>
-      </w:r>
+        <w:t xml:space="preserve">    public class </w:t>
+      </w:r>
+      <w:proofErr w:type="spellStart"/>
+      <w:r>
+        <w:rPr>
+          <w:lang w:val="en-US"/>
+        </w:rPr>
+        <w:t>Nodo</w:t>
+      </w:r>
+      <w:proofErr w:type="spellEnd"/>
     </w:p>
     <w:p>
       <w:pPr>
@@ -99,8 +115,30 @@
         <w:rPr>
           <w:lang w:val="en-US"/>
         </w:rPr>
-        <w:t xml:space="preserve">        // campos o atributos</w:t>
-      </w:r>
+        <w:t xml:space="preserve">        // </w:t>
+      </w:r>
+      <w:proofErr w:type="spellStart"/>
+      <w:r>
+        <w:rPr>
+          <w:lang w:val="en-US"/>
+        </w:rPr>
+        <w:t>campos</w:t>
+      </w:r>
+      <w:proofErr w:type="spellEnd"/>
+      <w:r>
+        <w:rPr>
+          <w:lang w:val="en-US"/>
+        </w:rPr>
+        <w:t xml:space="preserve"> o </w:t>
+      </w:r>
+      <w:proofErr w:type="spellStart"/>
+      <w:r>
+        <w:rPr>
+          <w:lang w:val="en-US"/>
+        </w:rPr>
+        <w:t>atributos</w:t>
+      </w:r>
+      <w:proofErr w:type="spellEnd"/>
     </w:p>
     <w:p>
       <w:pPr>
@@ -125,7 +163,21 @@
         <w:rPr>
           <w:lang w:val="en-US"/>
         </w:rPr>
-        <w:t xml:space="preserve">        public Nodo sig { get; set; }</w:t>
+        <w:t xml:space="preserve">        public </w:t>
+      </w:r>
+      <w:proofErr w:type="spellStart"/>
+      <w:r>
+        <w:rPr>
+          <w:lang w:val="en-US"/>
+        </w:rPr>
+        <w:t>Nodo</w:t>
+      </w:r>
+      <w:proofErr w:type="spellEnd"/>
+      <w:r>
+        <w:rPr>
+          <w:lang w:val="en-US"/>
+        </w:rPr>
+        <w:t xml:space="preserve"> sig { get; set; }</w:t>
       </w:r>
     </w:p>
     <w:p>
@@ -156,6 +208,7 @@
           <w:bCs/>
         </w:rPr>
       </w:pPr>
+      <w:proofErr w:type="spellStart"/>
       <w:r>
         <w:rPr>
           <w:b/>
@@ -163,11 +216,22 @@
         </w:rPr>
         <w:t>ListaCircularSimple</w:t>
       </w:r>
-    </w:p>
-    <w:p>
-      <w:r>
-        <w:t>namespace ListaCircularSimple</w:t>
-      </w:r>
+      <w:proofErr w:type="spellEnd"/>
+    </w:p>
+    <w:p>
+      <w:proofErr w:type="spellStart"/>
+      <w:r>
+        <w:t>namespace</w:t>
+      </w:r>
+      <w:proofErr w:type="spellEnd"/>
+      <w:r>
+        <w:t xml:space="preserve"> </w:t>
+      </w:r>
+      <w:proofErr w:type="spellStart"/>
+      <w:r>
+        <w:t>ListaCircularSimple</w:t>
+      </w:r>
+      <w:proofErr w:type="spellEnd"/>
     </w:p>
     <w:p>
       <w:r>
@@ -176,8 +240,29 @@
     </w:p>
     <w:p>
       <w:r>
-        <w:t xml:space="preserve">    public class ListaCircularSimple</w:t>
-      </w:r>
+        <w:t xml:space="preserve">    </w:t>
+      </w:r>
+      <w:proofErr w:type="spellStart"/>
+      <w:r>
+        <w:t>public</w:t>
+      </w:r>
+      <w:proofErr w:type="spellEnd"/>
+      <w:r>
+        <w:t xml:space="preserve"> </w:t>
+      </w:r>
+      <w:proofErr w:type="spellStart"/>
+      <w:r>
+        <w:t>class</w:t>
+      </w:r>
+      <w:proofErr w:type="spellEnd"/>
+      <w:r>
+        <w:t xml:space="preserve"> </w:t>
+      </w:r>
+      <w:proofErr w:type="spellStart"/>
+      <w:r>
+        <w:t>ListaCircularSimple</w:t>
+      </w:r>
+      <w:proofErr w:type="spellEnd"/>
     </w:p>
     <w:p>
       <w:r>
@@ -186,7 +271,55 @@
     </w:p>
     <w:p>
       <w:r>
-        <w:t xml:space="preserve">        Nodo raiz, nuevo, aux, ptr; // ptr = pointer = puntero = direccion direccion = numero</w:t>
+        <w:t xml:space="preserve">        Nodo </w:t>
+      </w:r>
+      <w:proofErr w:type="spellStart"/>
+      <w:r>
+        <w:t>raiz</w:t>
+      </w:r>
+      <w:proofErr w:type="spellEnd"/>
+      <w:r>
+        <w:t xml:space="preserve">, nuevo, </w:t>
+      </w:r>
+      <w:proofErr w:type="spellStart"/>
+      <w:r>
+        <w:t>aux</w:t>
+      </w:r>
+      <w:proofErr w:type="spellEnd"/>
+      <w:r>
+        <w:t xml:space="preserve">, </w:t>
+      </w:r>
+      <w:proofErr w:type="spellStart"/>
+      <w:r>
+        <w:t>ptr</w:t>
+      </w:r>
+      <w:proofErr w:type="spellEnd"/>
+      <w:r>
+        <w:t xml:space="preserve">; // </w:t>
+      </w:r>
+      <w:proofErr w:type="spellStart"/>
+      <w:r>
+        <w:t>ptr</w:t>
+      </w:r>
+      <w:proofErr w:type="spellEnd"/>
+      <w:r>
+        <w:t xml:space="preserve"> = pointer = puntero = </w:t>
+      </w:r>
+      <w:proofErr w:type="spellStart"/>
+      <w:r>
+        <w:t>direccion</w:t>
+      </w:r>
+      <w:proofErr w:type="spellEnd"/>
+      <w:r>
+        <w:t xml:space="preserve"> </w:t>
+      </w:r>
+      <w:proofErr w:type="spellStart"/>
+      <w:r>
+        <w:t>direccion</w:t>
+      </w:r>
+      <w:proofErr w:type="spellEnd"/>
+      <w:r>
+        <w:t xml:space="preserve"> = numero</w:t>
       </w:r>
     </w:p>
     <w:p/>
@@ -197,18 +330,87 @@
     </w:p>
     <w:p>
       <w:r>
-        <w:t xml:space="preserve">        public ListaCircularSimple() { raiz = null; }</w:t>
+        <w:t xml:space="preserve">        </w:t>
+      </w:r>
+      <w:proofErr w:type="spellStart"/>
+      <w:r>
+        <w:t>public</w:t>
+      </w:r>
+      <w:proofErr w:type="spellEnd"/>
+      <w:r>
+        <w:t xml:space="preserve"> </w:t>
+      </w:r>
+      <w:proofErr w:type="spellStart"/>
+      <w:r>
+        <w:t>ListaCircularSimple</w:t>
+      </w:r>
+      <w:proofErr w:type="spellEnd"/>
+      <w:r>
+        <w:t xml:space="preserve">() { </w:t>
+      </w:r>
+      <w:proofErr w:type="spellStart"/>
+      <w:r>
+        <w:t>raiz</w:t>
+      </w:r>
+      <w:proofErr w:type="spellEnd"/>
+      <w:r>
+        <w:t xml:space="preserve"> = </w:t>
+      </w:r>
+      <w:proofErr w:type="spellStart"/>
+      <w:r>
+        <w:t>null</w:t>
+      </w:r>
+      <w:proofErr w:type="spellEnd"/>
+      <w:r>
+        <w:t>; }</w:t>
       </w:r>
     </w:p>
     <w:p/>
     <w:p>
       <w:r>
-        <w:t xml:space="preserve">        // Método InsertarLIFO</w:t>
-      </w:r>
-    </w:p>
-    <w:p>
-      <w:r>
-        <w:t xml:space="preserve">        public void InsertarLIFO(int dato)</w:t>
+        <w:t xml:space="preserve">        // Método </w:t>
+      </w:r>
+      <w:proofErr w:type="spellStart"/>
+      <w:r>
+        <w:t>InsertarLIFO</w:t>
+      </w:r>
+      <w:proofErr w:type="spellEnd"/>
+    </w:p>
+    <w:p>
+      <w:r>
+        <w:t xml:space="preserve">        </w:t>
+      </w:r>
+      <w:proofErr w:type="spellStart"/>
+      <w:r>
+        <w:t>public</w:t>
+      </w:r>
+      <w:proofErr w:type="spellEnd"/>
+      <w:r>
+        <w:t xml:space="preserve"> </w:t>
+      </w:r>
+      <w:proofErr w:type="spellStart"/>
+      <w:r>
+        <w:t>void</w:t>
+      </w:r>
+      <w:proofErr w:type="spellEnd"/>
+      <w:r>
+        <w:t xml:space="preserve"> </w:t>
+      </w:r>
+      <w:proofErr w:type="spellStart"/>
+      <w:r>
+        <w:t>InsertarLIFO</w:t>
+      </w:r>
+      <w:proofErr w:type="spellEnd"/>
+      <w:r>
+        <w:t>(</w:t>
+      </w:r>
+      <w:proofErr w:type="spellStart"/>
+      <w:r>
+        <w:t>int</w:t>
+      </w:r>
+      <w:proofErr w:type="spellEnd"/>
+      <w:r>
+        <w:t xml:space="preserve"> dato)</w:t>
       </w:r>
     </w:p>
     <w:p>
@@ -228,7 +430,31 @@
     </w:p>
     <w:p>
       <w:r>
-        <w:t xml:space="preserve">            if (raiz == null)</w:t>
+        <w:t xml:space="preserve">            </w:t>
+      </w:r>
+      <w:proofErr w:type="spellStart"/>
+      <w:r>
+        <w:t>if</w:t>
+      </w:r>
+      <w:proofErr w:type="spellEnd"/>
+      <w:r>
+        <w:t xml:space="preserve"> (</w:t>
+      </w:r>
+      <w:proofErr w:type="spellStart"/>
+      <w:r>
+        <w:t>raiz</w:t>
+      </w:r>
+      <w:proofErr w:type="spellEnd"/>
+      <w:r>
+        <w:t xml:space="preserve"> == </w:t>
+      </w:r>
+      <w:proofErr w:type="spellStart"/>
+      <w:r>
+        <w:t>null</w:t>
+      </w:r>
+      <w:proofErr w:type="spellEnd"/>
+      <w:r>
+        <w:t>)</w:t>
       </w:r>
     </w:p>
     <w:p>
@@ -239,17 +465,41 @@
     </w:p>
     <w:p>
       <w:r>
-        <w:t xml:space="preserve">                nuevo.sig = nuevo;</w:t>
-      </w:r>
-    </w:p>
-    <w:p>
-      <w:r>
-        <w:t xml:space="preserve">                raiz = nuevo;</w:t>
-      </w:r>
-    </w:p>
-    <w:p>
-      <w:r>
-        <w:t xml:space="preserve">                aux = nuevo;</w:t>
+        <w:t xml:space="preserve">                </w:t>
+      </w:r>
+      <w:proofErr w:type="spellStart"/>
+      <w:r>
+        <w:t>nuevo.sig</w:t>
+      </w:r>
+      <w:proofErr w:type="spellEnd"/>
+      <w:r>
+        <w:t xml:space="preserve"> = nuevo;</w:t>
+      </w:r>
+    </w:p>
+    <w:p>
+      <w:r>
+        <w:t xml:space="preserve">                </w:t>
+      </w:r>
+      <w:proofErr w:type="spellStart"/>
+      <w:r>
+        <w:t>raiz</w:t>
+      </w:r>
+      <w:proofErr w:type="spellEnd"/>
+      <w:r>
+        <w:t xml:space="preserve"> = nuevo;</w:t>
+      </w:r>
+    </w:p>
+    <w:p>
+      <w:r>
+        <w:t xml:space="preserve">                </w:t>
+      </w:r>
+      <w:proofErr w:type="spellStart"/>
+      <w:r>
+        <w:t>aux</w:t>
+      </w:r>
+      <w:proofErr w:type="spellEnd"/>
+      <w:r>
+        <w:t xml:space="preserve"> = nuevo;</w:t>
       </w:r>
     </w:p>
     <w:p>
@@ -259,8 +509,13 @@
     </w:p>
     <w:p>
       <w:r>
-        <w:t xml:space="preserve">            else</w:t>
-      </w:r>
+        <w:t xml:space="preserve">            </w:t>
+      </w:r>
+      <w:proofErr w:type="spellStart"/>
+      <w:r>
+        <w:t>else</w:t>
+      </w:r>
+      <w:proofErr w:type="spellEnd"/>
     </w:p>
     <w:p>
       <w:r>
@@ -269,17 +524,49 @@
     </w:p>
     <w:p>
       <w:r>
-        <w:t xml:space="preserve">                nuevo.sig = raiz;</w:t>
-      </w:r>
-    </w:p>
-    <w:p>
-      <w:r>
-        <w:t xml:space="preserve">                aux.sig = nuevo;</w:t>
-      </w:r>
-    </w:p>
-    <w:p>
-      <w:r>
-        <w:t xml:space="preserve">                raiz = nuevo;</w:t>
+        <w:t xml:space="preserve">                </w:t>
+      </w:r>
+      <w:proofErr w:type="spellStart"/>
+      <w:r>
+        <w:t>nuevo.sig</w:t>
+      </w:r>
+      <w:proofErr w:type="spellEnd"/>
+      <w:r>
+        <w:t xml:space="preserve"> = </w:t>
+      </w:r>
+      <w:proofErr w:type="spellStart"/>
+      <w:r>
+        <w:t>raiz</w:t>
+      </w:r>
+      <w:proofErr w:type="spellEnd"/>
+      <w:r>
+        <w:t>;</w:t>
+      </w:r>
+    </w:p>
+    <w:p>
+      <w:r>
+        <w:t xml:space="preserve">                </w:t>
+      </w:r>
+      <w:proofErr w:type="spellStart"/>
+      <w:r>
+        <w:t>aux.sig</w:t>
+      </w:r>
+      <w:proofErr w:type="spellEnd"/>
+      <w:r>
+        <w:t xml:space="preserve"> = nuevo;</w:t>
+      </w:r>
+    </w:p>
+    <w:p>
+      <w:r>
+        <w:t xml:space="preserve">                </w:t>
+      </w:r>
+      <w:proofErr w:type="spellStart"/>
+      <w:r>
+        <w:t>raiz</w:t>
+      </w:r>
+      <w:proofErr w:type="spellEnd"/>
+      <w:r>
+        <w:t xml:space="preserve"> = nuevo;</w:t>
       </w:r>
     </w:p>
     <w:p>
@@ -294,12 +581,49 @@
     </w:p>
     <w:p>
       <w:r>
-        <w:t xml:space="preserve">        // Método InsertarFIFO</w:t>
-      </w:r>
-    </w:p>
-    <w:p>
-      <w:r>
-        <w:t xml:space="preserve">        public void InsertarFIFO(int dato)</w:t>
+        <w:t xml:space="preserve">        // Método </w:t>
+      </w:r>
+      <w:proofErr w:type="spellStart"/>
+      <w:r>
+        <w:t>InsertarFIFO</w:t>
+      </w:r>
+      <w:proofErr w:type="spellEnd"/>
+    </w:p>
+    <w:p>
+      <w:r>
+        <w:t xml:space="preserve">        </w:t>
+      </w:r>
+      <w:proofErr w:type="spellStart"/>
+      <w:r>
+        <w:t>public</w:t>
+      </w:r>
+      <w:proofErr w:type="spellEnd"/>
+      <w:r>
+        <w:t xml:space="preserve"> </w:t>
+      </w:r>
+      <w:proofErr w:type="spellStart"/>
+      <w:r>
+        <w:t>void</w:t>
+      </w:r>
+      <w:proofErr w:type="spellEnd"/>
+      <w:r>
+        <w:t xml:space="preserve"> </w:t>
+      </w:r>
+      <w:proofErr w:type="spellStart"/>
+      <w:r>
+        <w:t>InsertarFIFO</w:t>
+      </w:r>
+      <w:proofErr w:type="spellEnd"/>
+      <w:r>
+        <w:t>(</w:t>
+      </w:r>
+      <w:proofErr w:type="spellStart"/>
+      <w:r>
+        <w:t>int</w:t>
+      </w:r>
+      <w:proofErr w:type="spellEnd"/>
+      <w:r>
+        <w:t xml:space="preserve"> dato)</w:t>
       </w:r>
     </w:p>
     <w:p>
@@ -319,7 +643,31 @@
     </w:p>
     <w:p>
       <w:r>
-        <w:t xml:space="preserve">            if (raiz == null)</w:t>
+        <w:t xml:space="preserve">            </w:t>
+      </w:r>
+      <w:proofErr w:type="spellStart"/>
+      <w:r>
+        <w:t>if</w:t>
+      </w:r>
+      <w:proofErr w:type="spellEnd"/>
+      <w:r>
+        <w:t xml:space="preserve"> (</w:t>
+      </w:r>
+      <w:proofErr w:type="spellStart"/>
+      <w:r>
+        <w:t>raiz</w:t>
+      </w:r>
+      <w:proofErr w:type="spellEnd"/>
+      <w:r>
+        <w:t xml:space="preserve"> == </w:t>
+      </w:r>
+      <w:proofErr w:type="spellStart"/>
+      <w:r>
+        <w:t>null</w:t>
+      </w:r>
+      <w:proofErr w:type="spellEnd"/>
+      <w:r>
+        <w:t>)</w:t>
       </w:r>
     </w:p>
     <w:p>
@@ -329,12 +677,36 @@
     </w:p>
     <w:p>
       <w:r>
-        <w:t xml:space="preserve">                nuevo.sig = nuevo; </w:t>
-      </w:r>
-    </w:p>
-    <w:p>
-      <w:r>
-        <w:t xml:space="preserve">                raiz = aux = nuevo;</w:t>
+        <w:t xml:space="preserve">                </w:t>
+      </w:r>
+      <w:proofErr w:type="spellStart"/>
+      <w:r>
+        <w:t>nuevo.sig</w:t>
+      </w:r>
+      <w:proofErr w:type="spellEnd"/>
+      <w:r>
+        <w:t xml:space="preserve"> = nuevo; </w:t>
+      </w:r>
+    </w:p>
+    <w:p>
+      <w:r>
+        <w:t xml:space="preserve">                </w:t>
+      </w:r>
+      <w:proofErr w:type="spellStart"/>
+      <w:r>
+        <w:t>raiz</w:t>
+      </w:r>
+      <w:proofErr w:type="spellEnd"/>
+      <w:r>
+        <w:t xml:space="preserve"> = </w:t>
+      </w:r>
+      <w:proofErr w:type="spellStart"/>
+      <w:r>
+        <w:t>aux</w:t>
+      </w:r>
+      <w:proofErr w:type="spellEnd"/>
+      <w:r>
+        <w:t xml:space="preserve"> = nuevo;</w:t>
       </w:r>
     </w:p>
     <w:p>
@@ -344,8 +716,13 @@
     </w:p>
     <w:p>
       <w:r>
-        <w:t xml:space="preserve">            else</w:t>
-      </w:r>
+        <w:t xml:space="preserve">            </w:t>
+      </w:r>
+      <w:proofErr w:type="spellStart"/>
+      <w:r>
+        <w:t>else</w:t>
+      </w:r>
+      <w:proofErr w:type="spellEnd"/>
     </w:p>
     <w:p>
       <w:r>
@@ -354,17 +731,49 @@
     </w:p>
     <w:p>
       <w:r>
-        <w:t xml:space="preserve">                aux.sig = nuevo; </w:t>
-      </w:r>
-    </w:p>
-    <w:p>
-      <w:r>
-        <w:t xml:space="preserve">                nuevo.sig = raiz; </w:t>
-      </w:r>
-    </w:p>
-    <w:p>
-      <w:r>
-        <w:t xml:space="preserve">                aux = nuevo;</w:t>
+        <w:t xml:space="preserve">                </w:t>
+      </w:r>
+      <w:proofErr w:type="spellStart"/>
+      <w:r>
+        <w:t>aux.sig</w:t>
+      </w:r>
+      <w:proofErr w:type="spellEnd"/>
+      <w:r>
+        <w:t xml:space="preserve"> = nuevo; </w:t>
+      </w:r>
+    </w:p>
+    <w:p>
+      <w:r>
+        <w:t xml:space="preserve">                </w:t>
+      </w:r>
+      <w:proofErr w:type="spellStart"/>
+      <w:r>
+        <w:t>nuevo.sig</w:t>
+      </w:r>
+      <w:proofErr w:type="spellEnd"/>
+      <w:r>
+        <w:t xml:space="preserve"> = </w:t>
+      </w:r>
+      <w:proofErr w:type="spellStart"/>
+      <w:r>
+        <w:t>raiz</w:t>
+      </w:r>
+      <w:proofErr w:type="spellEnd"/>
+      <w:r>
+        <w:t xml:space="preserve">; </w:t>
+      </w:r>
+    </w:p>
+    <w:p>
+      <w:r>
+        <w:t xml:space="preserve">                </w:t>
+      </w:r>
+      <w:proofErr w:type="spellStart"/>
+      <w:r>
+        <w:t>aux</w:t>
+      </w:r>
+      <w:proofErr w:type="spellEnd"/>
+      <w:r>
+        <w:t xml:space="preserve"> = nuevo;</w:t>
       </w:r>
     </w:p>
     <w:p>
@@ -386,7 +795,23 @@
     </w:p>
     <w:p>
       <w:r>
-        <w:t xml:space="preserve">        public void Recorrido()</w:t>
+        <w:t xml:space="preserve">        </w:t>
+      </w:r>
+      <w:proofErr w:type="spellStart"/>
+      <w:r>
+        <w:t>public</w:t>
+      </w:r>
+      <w:proofErr w:type="spellEnd"/>
+      <w:r>
+        <w:t xml:space="preserve"> </w:t>
+      </w:r>
+      <w:proofErr w:type="spellStart"/>
+      <w:r>
+        <w:t>void</w:t>
+      </w:r>
+      <w:proofErr w:type="spellEnd"/>
+      <w:r>
+        <w:t xml:space="preserve"> Recorrido()</w:t>
       </w:r>
     </w:p>
     <w:p>
@@ -396,7 +821,23 @@
     </w:p>
     <w:p>
       <w:r>
-        <w:t xml:space="preserve">            ptr = raiz;</w:t>
+        <w:t xml:space="preserve">            </w:t>
+      </w:r>
+      <w:proofErr w:type="spellStart"/>
+      <w:r>
+        <w:t>ptr</w:t>
+      </w:r>
+      <w:proofErr w:type="spellEnd"/>
+      <w:r>
+        <w:t xml:space="preserve"> = </w:t>
+      </w:r>
+      <w:proofErr w:type="spellStart"/>
+      <w:r>
+        <w:t>raiz</w:t>
+      </w:r>
+      <w:proofErr w:type="spellEnd"/>
+      <w:r>
+        <w:t>;</w:t>
       </w:r>
     </w:p>
     <w:p>
@@ -411,36 +852,94 @@
     </w:p>
     <w:p>
       <w:r>
-        <w:t xml:space="preserve">                Console.Write("{0},", ptr.info);</w:t>
-      </w:r>
-    </w:p>
-    <w:p>
-      <w:pPr>
-        <w:rPr>
-          <w:lang w:val="en-US"/>
-        </w:rPr>
-      </w:pPr>
-      <w:r>
         <w:t xml:space="preserve">                </w:t>
       </w:r>
-      <w:r>
-        <w:rPr>
-          <w:lang w:val="en-US"/>
-        </w:rPr>
-        <w:t>ptr = ptr.sig;</w:t>
-      </w:r>
-    </w:p>
-    <w:p>
-      <w:pPr>
-        <w:rPr>
-          <w:lang w:val="en-US"/>
-        </w:rPr>
-      </w:pPr>
-      <w:r>
-        <w:rPr>
-          <w:lang w:val="en-US"/>
-        </w:rPr>
-        <w:t xml:space="preserve">            } while (ptr != raiz);</w:t>
+      <w:proofErr w:type="spellStart"/>
+      <w:r>
+        <w:t>Console.Write</w:t>
+      </w:r>
+      <w:proofErr w:type="spellEnd"/>
+      <w:r>
+        <w:t>("{0},", ptr.info);</w:t>
+      </w:r>
+    </w:p>
+    <w:p>
+      <w:pPr>
+        <w:rPr>
+          <w:lang w:val="en-US"/>
+        </w:rPr>
+      </w:pPr>
+      <w:r>
+        <w:t xml:space="preserve">                </w:t>
+      </w:r>
+      <w:proofErr w:type="spellStart"/>
+      <w:r>
+        <w:rPr>
+          <w:lang w:val="en-US"/>
+        </w:rPr>
+        <w:t>ptr</w:t>
+      </w:r>
+      <w:proofErr w:type="spellEnd"/>
+      <w:r>
+        <w:rPr>
+          <w:lang w:val="en-US"/>
+        </w:rPr>
+        <w:t xml:space="preserve"> = </w:t>
+      </w:r>
+      <w:proofErr w:type="spellStart"/>
+      <w:r>
+        <w:rPr>
+          <w:lang w:val="en-US"/>
+        </w:rPr>
+        <w:t>ptr.sig</w:t>
+      </w:r>
+      <w:proofErr w:type="spellEnd"/>
+      <w:r>
+        <w:rPr>
+          <w:lang w:val="en-US"/>
+        </w:rPr>
+        <w:t>;</w:t>
+      </w:r>
+    </w:p>
+    <w:p>
+      <w:pPr>
+        <w:rPr>
+          <w:lang w:val="en-US"/>
+        </w:rPr>
+      </w:pPr>
+      <w:r>
+        <w:rPr>
+          <w:lang w:val="en-US"/>
+        </w:rPr>
+        <w:t xml:space="preserve">            } while (</w:t>
+      </w:r>
+      <w:proofErr w:type="spellStart"/>
+      <w:r>
+        <w:rPr>
+          <w:lang w:val="en-US"/>
+        </w:rPr>
+        <w:t>ptr</w:t>
+      </w:r>
+      <w:proofErr w:type="spellEnd"/>
+      <w:r>
+        <w:rPr>
+          <w:lang w:val="en-US"/>
+        </w:rPr>
+        <w:t xml:space="preserve"> != </w:t>
+      </w:r>
+      <w:proofErr w:type="spellStart"/>
+      <w:r>
+        <w:rPr>
+          <w:lang w:val="en-US"/>
+        </w:rPr>
+        <w:t>raiz</w:t>
+      </w:r>
+      <w:proofErr w:type="spellEnd"/>
+      <w:r>
+        <w:rPr>
+          <w:lang w:val="en-US"/>
+        </w:rPr>
+        <w:t>);</w:t>
       </w:r>
     </w:p>
     <w:p>
@@ -462,18 +961,42 @@
     </w:p>
     <w:p>
       <w:r>
-        <w:t xml:space="preserve">        public int Buscar(int dato)</w:t>
-      </w:r>
-    </w:p>
-    <w:p>
-      <w:pPr>
-        <w:rPr>
-          <w:lang w:val="en-US"/>
-        </w:rPr>
-      </w:pPr>
-      <w:r>
         <w:t xml:space="preserve">        </w:t>
       </w:r>
+      <w:proofErr w:type="spellStart"/>
+      <w:r>
+        <w:t>public</w:t>
+      </w:r>
+      <w:proofErr w:type="spellEnd"/>
+      <w:r>
+        <w:t xml:space="preserve"> </w:t>
+      </w:r>
+      <w:proofErr w:type="spellStart"/>
+      <w:r>
+        <w:t>int</w:t>
+      </w:r>
+      <w:proofErr w:type="spellEnd"/>
+      <w:r>
+        <w:t xml:space="preserve"> Buscar(</w:t>
+      </w:r>
+      <w:proofErr w:type="spellStart"/>
+      <w:r>
+        <w:t>int</w:t>
+      </w:r>
+      <w:proofErr w:type="spellEnd"/>
+      <w:r>
+        <w:t xml:space="preserve"> dato)</w:t>
+      </w:r>
+    </w:p>
+    <w:p>
+      <w:pPr>
+        <w:rPr>
+          <w:lang w:val="en-US"/>
+        </w:rPr>
+      </w:pPr>
+      <w:r>
+        <w:t xml:space="preserve">        </w:t>
+      </w:r>
       <w:r>
         <w:rPr>
           <w:lang w:val="en-US"/>
@@ -491,20 +1014,62 @@
         <w:rPr>
           <w:lang w:val="en-US"/>
         </w:rPr>
-        <w:t xml:space="preserve">            int resultado = 0;</w:t>
-      </w:r>
-    </w:p>
-    <w:p>
-      <w:pPr>
-        <w:rPr>
-          <w:lang w:val="en-US"/>
-        </w:rPr>
-      </w:pPr>
-      <w:r>
-        <w:rPr>
-          <w:lang w:val="en-US"/>
-        </w:rPr>
-        <w:t xml:space="preserve">            ptr = raiz;</w:t>
+        <w:t xml:space="preserve">            int </w:t>
+      </w:r>
+      <w:proofErr w:type="spellStart"/>
+      <w:r>
+        <w:rPr>
+          <w:lang w:val="en-US"/>
+        </w:rPr>
+        <w:t>resultado</w:t>
+      </w:r>
+      <w:proofErr w:type="spellEnd"/>
+      <w:r>
+        <w:rPr>
+          <w:lang w:val="en-US"/>
+        </w:rPr>
+        <w:t xml:space="preserve"> = 0;</w:t>
+      </w:r>
+    </w:p>
+    <w:p>
+      <w:pPr>
+        <w:rPr>
+          <w:lang w:val="en-US"/>
+        </w:rPr>
+      </w:pPr>
+      <w:r>
+        <w:rPr>
+          <w:lang w:val="en-US"/>
+        </w:rPr>
+        <w:t xml:space="preserve">            </w:t>
+      </w:r>
+      <w:proofErr w:type="spellStart"/>
+      <w:r>
+        <w:rPr>
+          <w:lang w:val="en-US"/>
+        </w:rPr>
+        <w:t>ptr</w:t>
+      </w:r>
+      <w:proofErr w:type="spellEnd"/>
+      <w:r>
+        <w:rPr>
+          <w:lang w:val="en-US"/>
+        </w:rPr>
+        <w:t xml:space="preserve"> = </w:t>
+      </w:r>
+      <w:proofErr w:type="spellStart"/>
+      <w:r>
+        <w:rPr>
+          <w:lang w:val="en-US"/>
+        </w:rPr>
+        <w:t>raiz</w:t>
+      </w:r>
+      <w:proofErr w:type="spellEnd"/>
+      <w:r>
+        <w:rPr>
+          <w:lang w:val="en-US"/>
+        </w:rPr>
+        <w:t>;</w:t>
       </w:r>
     </w:p>
     <w:p>
@@ -543,7 +1108,21 @@
         <w:rPr>
           <w:lang w:val="en-US"/>
         </w:rPr>
-        <w:t xml:space="preserve">                if (ptr.info == dato)</w:t>
+        <w:t xml:space="preserve">                if (ptr.info == </w:t>
+      </w:r>
+      <w:proofErr w:type="spellStart"/>
+      <w:r>
+        <w:rPr>
+          <w:lang w:val="en-US"/>
+        </w:rPr>
+        <w:t>dato</w:t>
+      </w:r>
+      <w:proofErr w:type="spellEnd"/>
+      <w:r>
+        <w:rPr>
+          <w:lang w:val="en-US"/>
+        </w:rPr>
+        <w:t>)</w:t>
       </w:r>
     </w:p>
     <w:p>
@@ -569,7 +1148,21 @@
         <w:rPr>
           <w:lang w:val="en-US"/>
         </w:rPr>
-        <w:t xml:space="preserve">                    resultado = 1; break;</w:t>
+        <w:t xml:space="preserve">                    </w:t>
+      </w:r>
+      <w:proofErr w:type="spellStart"/>
+      <w:r>
+        <w:rPr>
+          <w:lang w:val="en-US"/>
+        </w:rPr>
+        <w:t>resultado</w:t>
+      </w:r>
+      <w:proofErr w:type="spellEnd"/>
+      <w:r>
+        <w:rPr>
+          <w:lang w:val="en-US"/>
+        </w:rPr>
+        <w:t xml:space="preserve"> = 1; break;</w:t>
       </w:r>
     </w:p>
     <w:p>
@@ -595,20 +1188,76 @@
         <w:rPr>
           <w:lang w:val="en-US"/>
         </w:rPr>
-        <w:t xml:space="preserve">                ptr = ptr.sig;</w:t>
-      </w:r>
-    </w:p>
-    <w:p>
-      <w:pPr>
-        <w:rPr>
-          <w:lang w:val="en-US"/>
-        </w:rPr>
-      </w:pPr>
-      <w:r>
-        <w:rPr>
-          <w:lang w:val="en-US"/>
-        </w:rPr>
-        <w:t xml:space="preserve">            } while (ptr != raiz);</w:t>
+        <w:t xml:space="preserve">                </w:t>
+      </w:r>
+      <w:proofErr w:type="spellStart"/>
+      <w:r>
+        <w:rPr>
+          <w:lang w:val="en-US"/>
+        </w:rPr>
+        <w:t>ptr</w:t>
+      </w:r>
+      <w:proofErr w:type="spellEnd"/>
+      <w:r>
+        <w:rPr>
+          <w:lang w:val="en-US"/>
+        </w:rPr>
+        <w:t xml:space="preserve"> = </w:t>
+      </w:r>
+      <w:proofErr w:type="spellStart"/>
+      <w:r>
+        <w:rPr>
+          <w:lang w:val="en-US"/>
+        </w:rPr>
+        <w:t>ptr.sig</w:t>
+      </w:r>
+      <w:proofErr w:type="spellEnd"/>
+      <w:r>
+        <w:rPr>
+          <w:lang w:val="en-US"/>
+        </w:rPr>
+        <w:t>;</w:t>
+      </w:r>
+    </w:p>
+    <w:p>
+      <w:pPr>
+        <w:rPr>
+          <w:lang w:val="en-US"/>
+        </w:rPr>
+      </w:pPr>
+      <w:r>
+        <w:rPr>
+          <w:lang w:val="en-US"/>
+        </w:rPr>
+        <w:t xml:space="preserve">            } while (</w:t>
+      </w:r>
+      <w:proofErr w:type="spellStart"/>
+      <w:r>
+        <w:rPr>
+          <w:lang w:val="en-US"/>
+        </w:rPr>
+        <w:t>ptr</w:t>
+      </w:r>
+      <w:proofErr w:type="spellEnd"/>
+      <w:r>
+        <w:rPr>
+          <w:lang w:val="en-US"/>
+        </w:rPr>
+        <w:t xml:space="preserve"> != </w:t>
+      </w:r>
+      <w:proofErr w:type="spellStart"/>
+      <w:r>
+        <w:rPr>
+          <w:lang w:val="en-US"/>
+        </w:rPr>
+        <w:t>raiz</w:t>
+      </w:r>
+      <w:proofErr w:type="spellEnd"/>
+      <w:r>
+        <w:rPr>
+          <w:lang w:val="en-US"/>
+        </w:rPr>
+        <w:t>);</w:t>
       </w:r>
     </w:p>
     <w:p>
@@ -618,8 +1267,13 @@
         </w:rPr>
         <w:t xml:space="preserve">            </w:t>
       </w:r>
-      <w:r>
-        <w:t>return resultado;</w:t>
+      <w:proofErr w:type="spellStart"/>
+      <w:r>
+        <w:t>return</w:t>
+      </w:r>
+      <w:proofErr w:type="spellEnd"/>
+      <w:r>
+        <w:t xml:space="preserve"> resultado;</w:t>
       </w:r>
     </w:p>
     <w:p>
@@ -635,18 +1289,42 @@
     </w:p>
     <w:p>
       <w:r>
-        <w:t xml:space="preserve">        public void Eliminar(int dato)</w:t>
-      </w:r>
-    </w:p>
-    <w:p>
-      <w:pPr>
-        <w:rPr>
-          <w:lang w:val="en-US"/>
-        </w:rPr>
-      </w:pPr>
-      <w:r>
         <w:t xml:space="preserve">        </w:t>
       </w:r>
+      <w:proofErr w:type="spellStart"/>
+      <w:r>
+        <w:t>public</w:t>
+      </w:r>
+      <w:proofErr w:type="spellEnd"/>
+      <w:r>
+        <w:t xml:space="preserve"> </w:t>
+      </w:r>
+      <w:proofErr w:type="spellStart"/>
+      <w:r>
+        <w:t>void</w:t>
+      </w:r>
+      <w:proofErr w:type="spellEnd"/>
+      <w:r>
+        <w:t xml:space="preserve"> Eliminar(</w:t>
+      </w:r>
+      <w:proofErr w:type="spellStart"/>
+      <w:r>
+        <w:t>int</w:t>
+      </w:r>
+      <w:proofErr w:type="spellEnd"/>
+      <w:r>
+        <w:t xml:space="preserve"> dato)</w:t>
+      </w:r>
+    </w:p>
+    <w:p>
+      <w:pPr>
+        <w:rPr>
+          <w:lang w:val="en-US"/>
+        </w:rPr>
+      </w:pPr>
+      <w:r>
+        <w:t xml:space="preserve">        </w:t>
+      </w:r>
       <w:r>
         <w:rPr>
           <w:lang w:val="en-US"/>
@@ -664,20 +1342,48 @@
         <w:rPr>
           <w:lang w:val="en-US"/>
         </w:rPr>
-        <w:t xml:space="preserve">            bool resultado = false;</w:t>
-      </w:r>
-    </w:p>
-    <w:p>
-      <w:pPr>
-        <w:rPr>
-          <w:lang w:val="en-US"/>
-        </w:rPr>
-      </w:pPr>
-      <w:r>
-        <w:rPr>
-          <w:lang w:val="en-US"/>
-        </w:rPr>
-        <w:t xml:space="preserve">            if (raiz.info == dato)</w:t>
+        <w:t xml:space="preserve">            bool </w:t>
+      </w:r>
+      <w:proofErr w:type="spellStart"/>
+      <w:r>
+        <w:rPr>
+          <w:lang w:val="en-US"/>
+        </w:rPr>
+        <w:t>resultado</w:t>
+      </w:r>
+      <w:proofErr w:type="spellEnd"/>
+      <w:r>
+        <w:rPr>
+          <w:lang w:val="en-US"/>
+        </w:rPr>
+        <w:t xml:space="preserve"> = false;</w:t>
+      </w:r>
+    </w:p>
+    <w:p>
+      <w:pPr>
+        <w:rPr>
+          <w:lang w:val="en-US"/>
+        </w:rPr>
+      </w:pPr>
+      <w:r>
+        <w:rPr>
+          <w:lang w:val="en-US"/>
+        </w:rPr>
+        <w:t xml:space="preserve">            if (raiz.info == </w:t>
+      </w:r>
+      <w:proofErr w:type="spellStart"/>
+      <w:r>
+        <w:rPr>
+          <w:lang w:val="en-US"/>
+        </w:rPr>
+        <w:t>dato</w:t>
+      </w:r>
+      <w:proofErr w:type="spellEnd"/>
+      <w:r>
+        <w:rPr>
+          <w:lang w:val="en-US"/>
+        </w:rPr>
+        <w:t>)</w:t>
       </w:r>
     </w:p>
     <w:p>
@@ -703,33 +1409,89 @@
         <w:rPr>
           <w:lang w:val="en-US"/>
         </w:rPr>
-        <w:t xml:space="preserve">                resultado = true;</w:t>
-      </w:r>
-    </w:p>
-    <w:p>
-      <w:pPr>
-        <w:rPr>
-          <w:lang w:val="en-US"/>
-        </w:rPr>
-      </w:pPr>
-      <w:r>
-        <w:rPr>
-          <w:lang w:val="en-US"/>
-        </w:rPr>
-        <w:t xml:space="preserve">                aux = raiz;</w:t>
-      </w:r>
-    </w:p>
-    <w:p>
-      <w:pPr>
-        <w:rPr>
-          <w:lang w:val="en-US"/>
-        </w:rPr>
-      </w:pPr>
-      <w:r>
-        <w:rPr>
-          <w:lang w:val="en-US"/>
-        </w:rPr>
-        <w:t xml:space="preserve">                while (aux.sig != raiz)</w:t>
+        <w:t xml:space="preserve">                </w:t>
+      </w:r>
+      <w:proofErr w:type="spellStart"/>
+      <w:r>
+        <w:rPr>
+          <w:lang w:val="en-US"/>
+        </w:rPr>
+        <w:t>resultado</w:t>
+      </w:r>
+      <w:proofErr w:type="spellEnd"/>
+      <w:r>
+        <w:rPr>
+          <w:lang w:val="en-US"/>
+        </w:rPr>
+        <w:t xml:space="preserve"> = true;</w:t>
+      </w:r>
+    </w:p>
+    <w:p>
+      <w:pPr>
+        <w:rPr>
+          <w:lang w:val="en-US"/>
+        </w:rPr>
+      </w:pPr>
+      <w:r>
+        <w:rPr>
+          <w:lang w:val="en-US"/>
+        </w:rPr>
+        <w:t xml:space="preserve">                aux = </w:t>
+      </w:r>
+      <w:proofErr w:type="spellStart"/>
+      <w:r>
+        <w:rPr>
+          <w:lang w:val="en-US"/>
+        </w:rPr>
+        <w:t>raiz</w:t>
+      </w:r>
+      <w:proofErr w:type="spellEnd"/>
+      <w:r>
+        <w:rPr>
+          <w:lang w:val="en-US"/>
+        </w:rPr>
+        <w:t>;</w:t>
+      </w:r>
+    </w:p>
+    <w:p>
+      <w:pPr>
+        <w:rPr>
+          <w:lang w:val="en-US"/>
+        </w:rPr>
+      </w:pPr>
+      <w:r>
+        <w:rPr>
+          <w:lang w:val="en-US"/>
+        </w:rPr>
+        <w:t xml:space="preserve">                while (</w:t>
+      </w:r>
+      <w:proofErr w:type="spellStart"/>
+      <w:r>
+        <w:rPr>
+          <w:lang w:val="en-US"/>
+        </w:rPr>
+        <w:t>aux.sig</w:t>
+      </w:r>
+      <w:proofErr w:type="spellEnd"/>
+      <w:r>
+        <w:rPr>
+          <w:lang w:val="en-US"/>
+        </w:rPr>
+        <w:t xml:space="preserve"> != </w:t>
+      </w:r>
+      <w:proofErr w:type="spellStart"/>
+      <w:r>
+        <w:rPr>
+          <w:lang w:val="en-US"/>
+        </w:rPr>
+        <w:t>raiz</w:t>
+      </w:r>
+      <w:proofErr w:type="spellEnd"/>
+      <w:r>
+        <w:rPr>
+          <w:lang w:val="en-US"/>
+        </w:rPr>
+        <w:t>)</w:t>
       </w:r>
     </w:p>
     <w:p>
@@ -755,7 +1517,21 @@
         <w:rPr>
           <w:lang w:val="en-US"/>
         </w:rPr>
-        <w:t xml:space="preserve">                    aux = aux.sig;</w:t>
+        <w:t xml:space="preserve">                    aux = </w:t>
+      </w:r>
+      <w:proofErr w:type="spellStart"/>
+      <w:r>
+        <w:rPr>
+          <w:lang w:val="en-US"/>
+        </w:rPr>
+        <w:t>aux.sig</w:t>
+      </w:r>
+      <w:proofErr w:type="spellEnd"/>
+      <w:r>
+        <w:rPr>
+          <w:lang w:val="en-US"/>
+        </w:rPr>
+        <w:t>;</w:t>
       </w:r>
     </w:p>
     <w:p>
@@ -781,34 +1557,90 @@
         <w:rPr>
           <w:lang w:val="en-US"/>
         </w:rPr>
-        <w:t xml:space="preserve">                raiz = raiz.sig;</w:t>
-      </w:r>
-    </w:p>
-    <w:p>
-      <w:pPr>
-        <w:rPr>
-          <w:lang w:val="en-US"/>
-        </w:rPr>
-      </w:pPr>
-      <w:r>
-        <w:rPr>
-          <w:lang w:val="en-US"/>
-        </w:rPr>
-        <w:t xml:space="preserve">                aux.sig = raiz;</w:t>
-      </w:r>
-    </w:p>
-    <w:p>
-      <w:pPr>
-        <w:rPr>
-          <w:lang w:val="en-US"/>
-        </w:rPr>
-      </w:pPr>
-      <w:r>
-        <w:rPr>
-          <w:lang w:val="en-US"/>
-        </w:rPr>
         <w:t xml:space="preserve">                </w:t>
       </w:r>
+      <w:proofErr w:type="spellStart"/>
+      <w:r>
+        <w:rPr>
+          <w:lang w:val="en-US"/>
+        </w:rPr>
+        <w:t>raiz</w:t>
+      </w:r>
+      <w:proofErr w:type="spellEnd"/>
+      <w:r>
+        <w:rPr>
+          <w:lang w:val="en-US"/>
+        </w:rPr>
+        <w:t xml:space="preserve"> = </w:t>
+      </w:r>
+      <w:proofErr w:type="spellStart"/>
+      <w:r>
+        <w:rPr>
+          <w:lang w:val="en-US"/>
+        </w:rPr>
+        <w:t>raiz.sig</w:t>
+      </w:r>
+      <w:proofErr w:type="spellEnd"/>
+      <w:r>
+        <w:rPr>
+          <w:lang w:val="en-US"/>
+        </w:rPr>
+        <w:t>;</w:t>
+      </w:r>
+    </w:p>
+    <w:p>
+      <w:pPr>
+        <w:rPr>
+          <w:lang w:val="en-US"/>
+        </w:rPr>
+      </w:pPr>
+      <w:r>
+        <w:rPr>
+          <w:lang w:val="en-US"/>
+        </w:rPr>
+        <w:t xml:space="preserve">                </w:t>
+      </w:r>
+      <w:proofErr w:type="spellStart"/>
+      <w:r>
+        <w:rPr>
+          <w:lang w:val="en-US"/>
+        </w:rPr>
+        <w:t>aux.sig</w:t>
+      </w:r>
+      <w:proofErr w:type="spellEnd"/>
+      <w:r>
+        <w:rPr>
+          <w:lang w:val="en-US"/>
+        </w:rPr>
+        <w:t xml:space="preserve"> = </w:t>
+      </w:r>
+      <w:proofErr w:type="spellStart"/>
+      <w:r>
+        <w:rPr>
+          <w:lang w:val="en-US"/>
+        </w:rPr>
+        <w:t>raiz</w:t>
+      </w:r>
+      <w:proofErr w:type="spellEnd"/>
+      <w:r>
+        <w:rPr>
+          <w:lang w:val="en-US"/>
+        </w:rPr>
+        <w:t>;</w:t>
+      </w:r>
+    </w:p>
+    <w:p>
+      <w:pPr>
+        <w:rPr>
+          <w:lang w:val="en-US"/>
+        </w:rPr>
+      </w:pPr>
+      <w:r>
+        <w:rPr>
+          <w:lang w:val="en-US"/>
+        </w:rPr>
+        <w:t xml:space="preserve">                </w:t>
+      </w:r>
     </w:p>
     <w:p>
       <w:pPr>
@@ -859,7 +1691,35 @@
         <w:rPr>
           <w:lang w:val="en-US"/>
         </w:rPr>
-        <w:t xml:space="preserve">                ptr = aux = raiz;</w:t>
+        <w:t xml:space="preserve">                </w:t>
+      </w:r>
+      <w:proofErr w:type="spellStart"/>
+      <w:r>
+        <w:rPr>
+          <w:lang w:val="en-US"/>
+        </w:rPr>
+        <w:t>ptr</w:t>
+      </w:r>
+      <w:proofErr w:type="spellEnd"/>
+      <w:r>
+        <w:rPr>
+          <w:lang w:val="en-US"/>
+        </w:rPr>
+        <w:t xml:space="preserve"> = aux = </w:t>
+      </w:r>
+      <w:proofErr w:type="spellStart"/>
+      <w:r>
+        <w:rPr>
+          <w:lang w:val="en-US"/>
+        </w:rPr>
+        <w:t>raiz</w:t>
+      </w:r>
+      <w:proofErr w:type="spellEnd"/>
+      <w:r>
+        <w:rPr>
+          <w:lang w:val="en-US"/>
+        </w:rPr>
+        <w:t>;</w:t>
       </w:r>
     </w:p>
     <w:p>
@@ -898,7 +1758,21 @@
         <w:rPr>
           <w:lang w:val="en-US"/>
         </w:rPr>
-        <w:t xml:space="preserve">                    if (ptr.info == dato)</w:t>
+        <w:t xml:space="preserve">                    if (ptr.info == </w:t>
+      </w:r>
+      <w:proofErr w:type="spellStart"/>
+      <w:r>
+        <w:rPr>
+          <w:lang w:val="en-US"/>
+        </w:rPr>
+        <w:t>dato</w:t>
+      </w:r>
+      <w:proofErr w:type="spellEnd"/>
+      <w:r>
+        <w:rPr>
+          <w:lang w:val="en-US"/>
+        </w:rPr>
+        <w:t>)</w:t>
       </w:r>
     </w:p>
     <w:p>
@@ -924,20 +1798,62 @@
         <w:rPr>
           <w:lang w:val="en-US"/>
         </w:rPr>
-        <w:t xml:space="preserve">                        resultado = true;</w:t>
-      </w:r>
-    </w:p>
-    <w:p>
-      <w:pPr>
-        <w:rPr>
-          <w:lang w:val="en-US"/>
-        </w:rPr>
-      </w:pPr>
-      <w:r>
-        <w:rPr>
-          <w:lang w:val="en-US"/>
-        </w:rPr>
-        <w:t xml:space="preserve">                        aux.sig = ptr.sig;</w:t>
+        <w:t xml:space="preserve">                        </w:t>
+      </w:r>
+      <w:proofErr w:type="spellStart"/>
+      <w:r>
+        <w:rPr>
+          <w:lang w:val="en-US"/>
+        </w:rPr>
+        <w:t>resultado</w:t>
+      </w:r>
+      <w:proofErr w:type="spellEnd"/>
+      <w:r>
+        <w:rPr>
+          <w:lang w:val="en-US"/>
+        </w:rPr>
+        <w:t xml:space="preserve"> = true;</w:t>
+      </w:r>
+    </w:p>
+    <w:p>
+      <w:pPr>
+        <w:rPr>
+          <w:lang w:val="en-US"/>
+        </w:rPr>
+      </w:pPr>
+      <w:r>
+        <w:rPr>
+          <w:lang w:val="en-US"/>
+        </w:rPr>
+        <w:t xml:space="preserve">                        </w:t>
+      </w:r>
+      <w:proofErr w:type="spellStart"/>
+      <w:r>
+        <w:rPr>
+          <w:lang w:val="en-US"/>
+        </w:rPr>
+        <w:t>aux.sig</w:t>
+      </w:r>
+      <w:proofErr w:type="spellEnd"/>
+      <w:r>
+        <w:rPr>
+          <w:lang w:val="en-US"/>
+        </w:rPr>
+        <w:t xml:space="preserve"> = </w:t>
+      </w:r>
+      <w:proofErr w:type="spellStart"/>
+      <w:r>
+        <w:rPr>
+          <w:lang w:val="en-US"/>
+        </w:rPr>
+        <w:t>ptr.sig</w:t>
+      </w:r>
+      <w:proofErr w:type="spellEnd"/>
+      <w:r>
+        <w:rPr>
+          <w:lang w:val="en-US"/>
+        </w:rPr>
+        <w:t>;</w:t>
       </w:r>
     </w:p>
     <w:p>
@@ -977,20 +1893,62 @@
           <w:lang w:val="en-US"/>
         </w:rPr>
         <w:lastRenderedPageBreak/>
-        <w:t xml:space="preserve">                    aux = ptr;</w:t>
-      </w:r>
-    </w:p>
-    <w:p>
-      <w:pPr>
-        <w:rPr>
-          <w:lang w:val="en-US"/>
-        </w:rPr>
-      </w:pPr>
-      <w:r>
-        <w:rPr>
-          <w:lang w:val="en-US"/>
-        </w:rPr>
-        <w:t xml:space="preserve">                    ptr = ptr.sig;</w:t>
+        <w:t xml:space="preserve">                    aux = </w:t>
+      </w:r>
+      <w:proofErr w:type="spellStart"/>
+      <w:r>
+        <w:rPr>
+          <w:lang w:val="en-US"/>
+        </w:rPr>
+        <w:t>ptr</w:t>
+      </w:r>
+      <w:proofErr w:type="spellEnd"/>
+      <w:r>
+        <w:rPr>
+          <w:lang w:val="en-US"/>
+        </w:rPr>
+        <w:t>;</w:t>
+      </w:r>
+    </w:p>
+    <w:p>
+      <w:pPr>
+        <w:rPr>
+          <w:lang w:val="en-US"/>
+        </w:rPr>
+      </w:pPr>
+      <w:r>
+        <w:rPr>
+          <w:lang w:val="en-US"/>
+        </w:rPr>
+        <w:t xml:space="preserve">                    </w:t>
+      </w:r>
+      <w:proofErr w:type="spellStart"/>
+      <w:r>
+        <w:rPr>
+          <w:lang w:val="en-US"/>
+        </w:rPr>
+        <w:t>ptr</w:t>
+      </w:r>
+      <w:proofErr w:type="spellEnd"/>
+      <w:r>
+        <w:rPr>
+          <w:lang w:val="en-US"/>
+        </w:rPr>
+        <w:t xml:space="preserve"> = </w:t>
+      </w:r>
+      <w:proofErr w:type="spellStart"/>
+      <w:r>
+        <w:rPr>
+          <w:lang w:val="en-US"/>
+        </w:rPr>
+        <w:t>ptr.sig</w:t>
+      </w:r>
+      <w:proofErr w:type="spellEnd"/>
+      <w:r>
+        <w:rPr>
+          <w:lang w:val="en-US"/>
+        </w:rPr>
+        <w:t>;</w:t>
       </w:r>
     </w:p>
     <w:p>
@@ -1001,7 +1959,31 @@
         <w:t xml:space="preserve">                </w:t>
       </w:r>
       <w:r>
-        <w:t>} while (ptr != raiz);</w:t>
+        <w:t xml:space="preserve">} </w:t>
+      </w:r>
+      <w:proofErr w:type="spellStart"/>
+      <w:r>
+        <w:t>while</w:t>
+      </w:r>
+      <w:proofErr w:type="spellEnd"/>
+      <w:r>
+        <w:t xml:space="preserve"> (</w:t>
+      </w:r>
+      <w:proofErr w:type="spellStart"/>
+      <w:r>
+        <w:t>ptr</w:t>
+      </w:r>
+      <w:proofErr w:type="spellEnd"/>
+      <w:r>
+        <w:t xml:space="preserve"> != </w:t>
+      </w:r>
+      <w:proofErr w:type="spellStart"/>
+      <w:r>
+        <w:t>raiz</w:t>
+      </w:r>
+      <w:proofErr w:type="spellEnd"/>
+      <w:r>
+        <w:t>);</w:t>
       </w:r>
     </w:p>
     <w:p>
@@ -1011,7 +1993,15 @@
     </w:p>
     <w:p>
       <w:r>
-        <w:t xml:space="preserve">            Console.WriteLine("{0} ELIMINADO", resultado ? "SI" : "NO");</w:t>
+        <w:t xml:space="preserve">            </w:t>
+      </w:r>
+      <w:proofErr w:type="spellStart"/>
+      <w:r>
+        <w:t>Console.WriteLine</w:t>
+      </w:r>
+      <w:proofErr w:type="spellEnd"/>
+      <w:r>
+        <w:t>("{0} ELIMINADO", resultado ? "SI" : "NO");</w:t>
       </w:r>
     </w:p>
     <w:p>
@@ -1032,7 +2022,23 @@
     </w:p>
     <w:p>
       <w:r>
-        <w:t xml:space="preserve">        public void Ordenar()</w:t>
+        <w:t xml:space="preserve">        </w:t>
+      </w:r>
+      <w:proofErr w:type="spellStart"/>
+      <w:r>
+        <w:t>public</w:t>
+      </w:r>
+      <w:proofErr w:type="spellEnd"/>
+      <w:r>
+        <w:t xml:space="preserve"> </w:t>
+      </w:r>
+      <w:proofErr w:type="spellStart"/>
+      <w:r>
+        <w:t>void</w:t>
+      </w:r>
+      <w:proofErr w:type="spellEnd"/>
+      <w:r>
+        <w:t xml:space="preserve"> Ordenar()</w:t>
       </w:r>
     </w:p>
     <w:p>
@@ -1041,44 +2047,33 @@
       </w:r>
     </w:p>
     <w:p>
-      <w:pPr>
-        <w:rPr>
-          <w:lang w:val="en-US"/>
-        </w:rPr>
-      </w:pPr>
       <w:r>
         <w:t xml:space="preserve">            </w:t>
       </w:r>
-      <w:r>
-        <w:rPr>
-          <w:lang w:val="en-US"/>
-        </w:rPr>
-        <w:t>ptr = raiz;</w:t>
-      </w:r>
-    </w:p>
-    <w:p>
-      <w:pPr>
-        <w:rPr>
-          <w:lang w:val="en-US"/>
-        </w:rPr>
-      </w:pPr>
-      <w:r>
-        <w:rPr>
-          <w:lang w:val="en-US"/>
-        </w:rPr>
+      <w:proofErr w:type="spellStart"/>
+      <w:r>
+        <w:t>ptr</w:t>
+      </w:r>
+      <w:proofErr w:type="spellEnd"/>
+      <w:r>
+        <w:t xml:space="preserve"> = </w:t>
+      </w:r>
+      <w:proofErr w:type="spellStart"/>
+      <w:r>
+        <w:t>raiz</w:t>
+      </w:r>
+      <w:proofErr w:type="spellEnd"/>
+      <w:r>
+        <w:t>;</w:t>
+      </w:r>
+    </w:p>
+    <w:p>
+      <w:r>
         <w:t xml:space="preserve">            do</w:t>
       </w:r>
     </w:p>
     <w:p>
-      <w:pPr>
-        <w:rPr>
-          <w:lang w:val="en-US"/>
-        </w:rPr>
-      </w:pPr>
-      <w:r>
-        <w:rPr>
-          <w:lang w:val="en-US"/>
-        </w:rPr>
+      <w:r>
         <w:t xml:space="preserve">            {</w:t>
       </w:r>
     </w:p>
@@ -1089,10 +2084,27 @@
         </w:rPr>
       </w:pPr>
       <w:r>
-        <w:rPr>
-          <w:lang w:val="en-US"/>
-        </w:rPr>
-        <w:t xml:space="preserve">                aux = raiz;</w:t>
+        <w:t xml:space="preserve">                </w:t>
+      </w:r>
+      <w:r>
+        <w:rPr>
+          <w:lang w:val="en-US"/>
+        </w:rPr>
+        <w:t xml:space="preserve">aux = </w:t>
+      </w:r>
+      <w:proofErr w:type="spellStart"/>
+      <w:r>
+        <w:rPr>
+          <w:lang w:val="en-US"/>
+        </w:rPr>
+        <w:t>raiz</w:t>
+      </w:r>
+      <w:proofErr w:type="spellEnd"/>
+      <w:r>
+        <w:rPr>
+          <w:lang w:val="en-US"/>
+        </w:rPr>
+        <w:t>;</w:t>
       </w:r>
     </w:p>
     <w:p>
@@ -1209,33 +2221,89 @@
         <w:rPr>
           <w:lang w:val="en-US"/>
         </w:rPr>
-        <w:t xml:space="preserve">                    aux = aux.sig;</w:t>
-      </w:r>
-    </w:p>
-    <w:p>
-      <w:pPr>
-        <w:rPr>
-          <w:lang w:val="en-US"/>
-        </w:rPr>
-      </w:pPr>
-      <w:r>
-        <w:rPr>
-          <w:lang w:val="en-US"/>
-        </w:rPr>
-        <w:t xml:space="preserve">                } while (aux != raiz);</w:t>
-      </w:r>
-    </w:p>
-    <w:p>
-      <w:pPr>
-        <w:rPr>
-          <w:lang w:val="en-US"/>
-        </w:rPr>
-      </w:pPr>
-      <w:r>
-        <w:rPr>
-          <w:lang w:val="en-US"/>
-        </w:rPr>
-        <w:t xml:space="preserve">                ptr = ptr.sig;</w:t>
+        <w:t xml:space="preserve">                    aux = </w:t>
+      </w:r>
+      <w:proofErr w:type="spellStart"/>
+      <w:r>
+        <w:rPr>
+          <w:lang w:val="en-US"/>
+        </w:rPr>
+        <w:t>aux.sig</w:t>
+      </w:r>
+      <w:proofErr w:type="spellEnd"/>
+      <w:r>
+        <w:rPr>
+          <w:lang w:val="en-US"/>
+        </w:rPr>
+        <w:t>;</w:t>
+      </w:r>
+    </w:p>
+    <w:p>
+      <w:pPr>
+        <w:rPr>
+          <w:lang w:val="en-US"/>
+        </w:rPr>
+      </w:pPr>
+      <w:r>
+        <w:rPr>
+          <w:lang w:val="en-US"/>
+        </w:rPr>
+        <w:t xml:space="preserve">                } while (aux != </w:t>
+      </w:r>
+      <w:proofErr w:type="spellStart"/>
+      <w:r>
+        <w:rPr>
+          <w:lang w:val="en-US"/>
+        </w:rPr>
+        <w:t>raiz</w:t>
+      </w:r>
+      <w:proofErr w:type="spellEnd"/>
+      <w:r>
+        <w:rPr>
+          <w:lang w:val="en-US"/>
+        </w:rPr>
+        <w:t>);</w:t>
+      </w:r>
+    </w:p>
+    <w:p>
+      <w:pPr>
+        <w:rPr>
+          <w:lang w:val="en-US"/>
+        </w:rPr>
+      </w:pPr>
+      <w:r>
+        <w:rPr>
+          <w:lang w:val="en-US"/>
+        </w:rPr>
+        <w:t xml:space="preserve">                </w:t>
+      </w:r>
+      <w:proofErr w:type="spellStart"/>
+      <w:r>
+        <w:rPr>
+          <w:lang w:val="en-US"/>
+        </w:rPr>
+        <w:t>ptr</w:t>
+      </w:r>
+      <w:proofErr w:type="spellEnd"/>
+      <w:r>
+        <w:rPr>
+          <w:lang w:val="en-US"/>
+        </w:rPr>
+        <w:t xml:space="preserve"> = </w:t>
+      </w:r>
+      <w:proofErr w:type="spellStart"/>
+      <w:r>
+        <w:rPr>
+          <w:lang w:val="en-US"/>
+        </w:rPr>
+        <w:t>ptr.sig</w:t>
+      </w:r>
+      <w:proofErr w:type="spellEnd"/>
+      <w:r>
+        <w:rPr>
+          <w:lang w:val="en-US"/>
+        </w:rPr>
+        <w:t>;</w:t>
       </w:r>
     </w:p>
     <w:p>
@@ -1246,7 +2314,31 @@
         <w:t xml:space="preserve">            </w:t>
       </w:r>
       <w:r>
-        <w:t>} while (ptr != raiz);</w:t>
+        <w:t xml:space="preserve">} </w:t>
+      </w:r>
+      <w:proofErr w:type="spellStart"/>
+      <w:r>
+        <w:t>while</w:t>
+      </w:r>
+      <w:proofErr w:type="spellEnd"/>
+      <w:r>
+        <w:t xml:space="preserve"> (</w:t>
+      </w:r>
+      <w:proofErr w:type="spellStart"/>
+      <w:r>
+        <w:t>ptr</w:t>
+      </w:r>
+      <w:proofErr w:type="spellEnd"/>
+      <w:r>
+        <w:t xml:space="preserve"> != </w:t>
+      </w:r>
+      <w:proofErr w:type="spellStart"/>
+      <w:r>
+        <w:t>raiz</w:t>
+      </w:r>
+      <w:proofErr w:type="spellEnd"/>
+      <w:r>
+        <w:t>);</w:t>
       </w:r>
     </w:p>
     <w:p>
@@ -1273,6 +2365,7 @@
           <w:bCs/>
         </w:rPr>
       </w:pPr>
+      <w:proofErr w:type="spellStart"/>
       <w:r>
         <w:rPr>
           <w:b/>
@@ -1280,19 +2373,28 @@
         </w:rPr>
         <w:t>Program</w:t>
       </w:r>
-    </w:p>
-    <w:p>
-      <w:pPr>
-        <w:rPr>
-          <w:lang w:val="en-US"/>
-        </w:rPr>
-      </w:pPr>
-      <w:r>
-        <w:rPr>
-          <w:lang w:val="en-US"/>
-        </w:rPr>
-        <w:t>namespace ListaCircularSimple</w:t>
-      </w:r>
+      <w:proofErr w:type="spellEnd"/>
+    </w:p>
+    <w:p>
+      <w:pPr>
+        <w:rPr>
+          <w:lang w:val="en-US"/>
+        </w:rPr>
+      </w:pPr>
+      <w:r>
+        <w:rPr>
+          <w:lang w:val="en-US"/>
+        </w:rPr>
+        <w:t xml:space="preserve">namespace </w:t>
+      </w:r>
+      <w:proofErr w:type="spellStart"/>
+      <w:r>
+        <w:rPr>
+          <w:lang w:val="en-US"/>
+        </w:rPr>
+        <w:t>ListaCircularSimple</w:t>
+      </w:r>
+      <w:proofErr w:type="spellEnd"/>
     </w:p>
     <w:p>
       <w:pPr>
@@ -1343,7 +2445,21 @@
         <w:rPr>
           <w:lang w:val="en-US"/>
         </w:rPr>
-        <w:t xml:space="preserve">        static void Main(string[] args)</w:t>
+        <w:t xml:space="preserve">        static void Main(string[] </w:t>
+      </w:r>
+      <w:proofErr w:type="spellStart"/>
+      <w:r>
+        <w:rPr>
+          <w:lang w:val="en-US"/>
+        </w:rPr>
+        <w:t>args</w:t>
+      </w:r>
+      <w:proofErr w:type="spellEnd"/>
+      <w:r>
+        <w:rPr>
+          <w:lang w:val="en-US"/>
+        </w:rPr>
+        <w:t>)</w:t>
       </w:r>
     </w:p>
     <w:p>
@@ -1359,7 +2475,23 @@
     </w:p>
     <w:p>
       <w:r>
-        <w:t xml:space="preserve">            ListaCircularSimple lista = new ListaCircularSimple();</w:t>
+        <w:t xml:space="preserve">            </w:t>
+      </w:r>
+      <w:proofErr w:type="spellStart"/>
+      <w:r>
+        <w:t>ListaCircularSimple</w:t>
+      </w:r>
+      <w:proofErr w:type="spellEnd"/>
+      <w:r>
+        <w:t xml:space="preserve"> lista = new </w:t>
+      </w:r>
+      <w:proofErr w:type="spellStart"/>
+      <w:r>
+        <w:t>ListaCircularSimple</w:t>
+      </w:r>
+      <w:proofErr w:type="spellEnd"/>
+      <w:r>
+        <w:t>();</w:t>
       </w:r>
     </w:p>
     <w:p>
@@ -1369,27 +2501,67 @@
     </w:p>
     <w:p>
       <w:r>
-        <w:t xml:space="preserve">            lista.InsertarLIFO(50);</w:t>
-      </w:r>
-    </w:p>
-    <w:p>
-      <w:r>
-        <w:t xml:space="preserve">            lista.InsertarLIFO(14);</w:t>
-      </w:r>
-    </w:p>
-    <w:p>
-      <w:r>
-        <w:t xml:space="preserve">            lista.InsertarLIFO(18);</w:t>
-      </w:r>
-    </w:p>
-    <w:p>
-      <w:r>
-        <w:t xml:space="preserve">            lista.InsertarLIFO(10);</w:t>
-      </w:r>
-    </w:p>
-    <w:p>
-      <w:r>
-        <w:t xml:space="preserve">            lista.InsertarLIFO(90);</w:t>
+        <w:t xml:space="preserve">            </w:t>
+      </w:r>
+      <w:proofErr w:type="spellStart"/>
+      <w:r>
+        <w:t>lista.InsertarLIFO</w:t>
+      </w:r>
+      <w:proofErr w:type="spellEnd"/>
+      <w:r>
+        <w:t>(50);</w:t>
+      </w:r>
+    </w:p>
+    <w:p>
+      <w:r>
+        <w:t xml:space="preserve">            </w:t>
+      </w:r>
+      <w:proofErr w:type="spellStart"/>
+      <w:r>
+        <w:t>lista.InsertarLIFO</w:t>
+      </w:r>
+      <w:proofErr w:type="spellEnd"/>
+      <w:r>
+        <w:t>(14);</w:t>
+      </w:r>
+    </w:p>
+    <w:p>
+      <w:r>
+        <w:t xml:space="preserve">            </w:t>
+      </w:r>
+      <w:proofErr w:type="spellStart"/>
+      <w:r>
+        <w:t>lista.InsertarLIFO</w:t>
+      </w:r>
+      <w:proofErr w:type="spellEnd"/>
+      <w:r>
+        <w:t>(18);</w:t>
+      </w:r>
+    </w:p>
+    <w:p>
+      <w:r>
+        <w:t xml:space="preserve">            </w:t>
+      </w:r>
+      <w:proofErr w:type="spellStart"/>
+      <w:r>
+        <w:t>lista.InsertarLIFO</w:t>
+      </w:r>
+      <w:proofErr w:type="spellEnd"/>
+      <w:r>
+        <w:t>(10);</w:t>
+      </w:r>
+    </w:p>
+    <w:p>
+      <w:r>
+        <w:t xml:space="preserve">            </w:t>
+      </w:r>
+      <w:proofErr w:type="spellStart"/>
+      <w:r>
+        <w:t>lista.InsertarLIFO</w:t>
+      </w:r>
+      <w:proofErr w:type="spellEnd"/>
+      <w:r>
+        <w:t>(90);</w:t>
       </w:r>
     </w:p>
     <w:p>
@@ -1399,12 +2571,28 @@
     </w:p>
     <w:p>
       <w:r>
-        <w:t xml:space="preserve">            Console.WriteLine("--- LISTADO DE ELEMENTOS ---");</w:t>
-      </w:r>
-    </w:p>
-    <w:p>
-      <w:r>
-        <w:t xml:space="preserve">            lista.Recorrido();</w:t>
+        <w:t xml:space="preserve">            </w:t>
+      </w:r>
+      <w:proofErr w:type="spellStart"/>
+      <w:r>
+        <w:t>Console.WriteLine</w:t>
+      </w:r>
+      <w:proofErr w:type="spellEnd"/>
+      <w:r>
+        <w:t>("--- LISTADO DE ELEMENTOS ---");</w:t>
+      </w:r>
+    </w:p>
+    <w:p>
+      <w:r>
+        <w:t xml:space="preserve">            </w:t>
+      </w:r>
+      <w:proofErr w:type="spellStart"/>
+      <w:r>
+        <w:t>lista.Recorrido</w:t>
+      </w:r>
+      <w:proofErr w:type="spellEnd"/>
+      <w:r>
+        <w:t>();</w:t>
       </w:r>
     </w:p>
     <w:p>
@@ -1414,7 +2602,15 @@
     </w:p>
     <w:p>
       <w:r>
-        <w:t xml:space="preserve">            lista.Ordenar();</w:t>
+        <w:t xml:space="preserve">            </w:t>
+      </w:r>
+      <w:proofErr w:type="spellStart"/>
+      <w:r>
+        <w:t>lista.Ordenar</w:t>
+      </w:r>
+      <w:proofErr w:type="spellEnd"/>
+      <w:r>
+        <w:t>();</w:t>
       </w:r>
     </w:p>
     <w:p>
@@ -1424,12 +2620,28 @@
     </w:p>
     <w:p>
       <w:r>
-        <w:t xml:space="preserve">            Console.WriteLine("--- LISTADO DE ELEMENTOS ORDENADOS ---");</w:t>
-      </w:r>
-    </w:p>
-    <w:p>
-      <w:r>
-        <w:t xml:space="preserve">            lista.Recorrido();</w:t>
+        <w:t xml:space="preserve">            </w:t>
+      </w:r>
+      <w:proofErr w:type="spellStart"/>
+      <w:r>
+        <w:t>Console.WriteLine</w:t>
+      </w:r>
+      <w:proofErr w:type="spellEnd"/>
+      <w:r>
+        <w:t>("--- LISTADO DE ELEMENTOS ORDENADOS ---");</w:t>
+      </w:r>
+    </w:p>
+    <w:p>
+      <w:r>
+        <w:t xml:space="preserve">            </w:t>
+      </w:r>
+      <w:proofErr w:type="spellStart"/>
+      <w:r>
+        <w:t>lista.Recorrido</w:t>
+      </w:r>
+      <w:proofErr w:type="spellEnd"/>
+      <w:r>
+        <w:t>();</w:t>
       </w:r>
     </w:p>
     <w:p>
@@ -1439,7 +2651,15 @@
     </w:p>
     <w:p>
       <w:r>
-        <w:t xml:space="preserve">            int dato;</w:t>
+        <w:t xml:space="preserve">            </w:t>
+      </w:r>
+      <w:proofErr w:type="spellStart"/>
+      <w:r>
+        <w:t>int</w:t>
+      </w:r>
+      <w:proofErr w:type="spellEnd"/>
+      <w:r>
+        <w:t xml:space="preserve"> dato;</w:t>
       </w:r>
     </w:p>
     <w:p>
@@ -1455,27 +2675,75 @@
     <w:p>
       <w:r>
         <w:lastRenderedPageBreak/>
-        <w:t xml:space="preserve">                Console.Write("\nDATO A BUSCAR (-1 FIN):");</w:t>
-      </w:r>
-    </w:p>
-    <w:p>
-      <w:r>
-        <w:t xml:space="preserve">                dato = Int32.Parse(Console.ReadLine());</w:t>
-      </w:r>
-    </w:p>
-    <w:p>
-      <w:r>
-        <w:t xml:space="preserve">                Console.WriteLine("{0} {1} ENCONTRADO", dato,</w:t>
-      </w:r>
-    </w:p>
-    <w:p>
-      <w:r>
-        <w:t xml:space="preserve">                    lista.Buscar(dato) == 1 ? "SI" : "NO");</w:t>
-      </w:r>
-    </w:p>
-    <w:p>
-      <w:r>
-        <w:t xml:space="preserve">            } while (dato != -1);</w:t>
+        <w:t xml:space="preserve">                </w:t>
+      </w:r>
+      <w:proofErr w:type="spellStart"/>
+      <w:r>
+        <w:t>Console.Write</w:t>
+      </w:r>
+      <w:proofErr w:type="spellEnd"/>
+      <w:r>
+        <w:t>("\</w:t>
+      </w:r>
+      <w:proofErr w:type="spellStart"/>
+      <w:r>
+        <w:t>nDATO</w:t>
+      </w:r>
+      <w:proofErr w:type="spellEnd"/>
+      <w:r>
+        <w:t xml:space="preserve"> A BUSCAR (-1 FIN):");</w:t>
+      </w:r>
+    </w:p>
+    <w:p>
+      <w:r>
+        <w:t xml:space="preserve">                dato = Int32.Parse(</w:t>
+      </w:r>
+      <w:proofErr w:type="spellStart"/>
+      <w:r>
+        <w:t>Console.ReadLine</w:t>
+      </w:r>
+      <w:proofErr w:type="spellEnd"/>
+      <w:r>
+        <w:t>());</w:t>
+      </w:r>
+    </w:p>
+    <w:p>
+      <w:r>
+        <w:t xml:space="preserve">                </w:t>
+      </w:r>
+      <w:proofErr w:type="spellStart"/>
+      <w:r>
+        <w:t>Console.WriteLine</w:t>
+      </w:r>
+      <w:proofErr w:type="spellEnd"/>
+      <w:r>
+        <w:t>("{0} {1} ENCONTRADO", dato,</w:t>
+      </w:r>
+    </w:p>
+    <w:p>
+      <w:r>
+        <w:t xml:space="preserve">                    </w:t>
+      </w:r>
+      <w:proofErr w:type="spellStart"/>
+      <w:r>
+        <w:t>lista.Buscar</w:t>
+      </w:r>
+      <w:proofErr w:type="spellEnd"/>
+      <w:r>
+        <w:t>(dato) == 1 ? "SI" : "NO");</w:t>
+      </w:r>
+    </w:p>
+    <w:p>
+      <w:r>
+        <w:t xml:space="preserve">            } </w:t>
+      </w:r>
+      <w:proofErr w:type="spellStart"/>
+      <w:r>
+        <w:t>while</w:t>
+      </w:r>
+      <w:proofErr w:type="spellEnd"/>
+      <w:r>
+        <w:t xml:space="preserve"> (dato != -1);</w:t>
       </w:r>
     </w:p>
     <w:p>
@@ -1495,28 +2763,76 @@
     </w:p>
     <w:p>
       <w:r>
-        <w:t xml:space="preserve">                Console.Write("\nDATO A ELIMINAR (-1 FIN):");</w:t>
-      </w:r>
-    </w:p>
-    <w:p>
-      <w:r>
-        <w:t xml:space="preserve">                dato = Int32.Parse(Console.ReadLine());</w:t>
-      </w:r>
-    </w:p>
-    <w:p>
-      <w:r>
-        <w:t xml:space="preserve">                lista.Eliminar(dato);</w:t>
-      </w:r>
-    </w:p>
-    <w:p>
-      <w:r>
-        <w:t xml:space="preserve">            } while (dato != -1);</w:t>
+        <w:t xml:space="preserve">                </w:t>
+      </w:r>
+      <w:proofErr w:type="spellStart"/>
+      <w:r>
+        <w:t>Console.Write</w:t>
+      </w:r>
+      <w:proofErr w:type="spellEnd"/>
+      <w:r>
+        <w:t>("\</w:t>
+      </w:r>
+      <w:proofErr w:type="spellStart"/>
+      <w:r>
+        <w:t>nDATO</w:t>
+      </w:r>
+      <w:proofErr w:type="spellEnd"/>
+      <w:r>
+        <w:t xml:space="preserve"> A ELIMINAR (-1 FIN):");</w:t>
+      </w:r>
+    </w:p>
+    <w:p>
+      <w:r>
+        <w:t xml:space="preserve">                dato = Int32.Parse(</w:t>
+      </w:r>
+      <w:proofErr w:type="spellStart"/>
+      <w:r>
+        <w:t>Console.ReadLine</w:t>
+      </w:r>
+      <w:proofErr w:type="spellEnd"/>
+      <w:r>
+        <w:t>());</w:t>
+      </w:r>
+    </w:p>
+    <w:p>
+      <w:r>
+        <w:t xml:space="preserve">                </w:t>
+      </w:r>
+      <w:proofErr w:type="spellStart"/>
+      <w:r>
+        <w:t>lista.Eliminar</w:t>
+      </w:r>
+      <w:proofErr w:type="spellEnd"/>
+      <w:r>
+        <w:t>(dato);</w:t>
+      </w:r>
+    </w:p>
+    <w:p>
+      <w:r>
+        <w:t xml:space="preserve">            } </w:t>
+      </w:r>
+      <w:proofErr w:type="spellStart"/>
+      <w:r>
+        <w:t>while</w:t>
+      </w:r>
+      <w:proofErr w:type="spellEnd"/>
+      <w:r>
+        <w:t xml:space="preserve"> (dato != -1);</w:t>
       </w:r>
     </w:p>
     <w:p/>
     <w:p>
       <w:r>
-        <w:t xml:space="preserve">            Console.ReadLine();</w:t>
+        <w:t xml:space="preserve">            </w:t>
+      </w:r>
+      <w:proofErr w:type="spellStart"/>
+      <w:r>
+        <w:t>Console.ReadLine</w:t>
+      </w:r>
+      <w:proofErr w:type="spellEnd"/>
+      <w:r>
+        <w:t>();</w:t>
       </w:r>
     </w:p>
     <w:p>
@@ -1573,12 +2889,3357 @@
     </w:p>
     <w:p>
       <w:pPr>
+        <w:pStyle w:val="Prrafodelista"/>
+        <w:numPr>
+          <w:ilvl w:val="0"/>
+          <w:numId w:val="1"/>
+        </w:numPr>
         <w:rPr>
           <w:b/>
           <w:bCs/>
           <w:u w:val="single"/>
         </w:rPr>
       </w:pPr>
+      <w:r>
+        <w:rPr>
+          <w:b/>
+          <w:bCs/>
+          <w:u w:val="single"/>
+        </w:rPr>
+        <w:t>Nodo:</w:t>
+      </w:r>
+    </w:p>
+    <w:p>
+      <w:pPr>
+        <w:rPr>
+          <w:lang w:val="en-US"/>
+        </w:rPr>
+      </w:pPr>
+      <w:r>
+        <w:rPr>
+          <w:lang w:val="en-US"/>
+        </w:rPr>
+        <w:t xml:space="preserve">    public class </w:t>
+      </w:r>
+      <w:proofErr w:type="spellStart"/>
+      <w:r>
+        <w:rPr>
+          <w:lang w:val="en-US"/>
+        </w:rPr>
+        <w:t>Nodo</w:t>
+      </w:r>
+      <w:proofErr w:type="spellEnd"/>
+    </w:p>
+    <w:p>
+      <w:pPr>
+        <w:rPr>
+          <w:lang w:val="en-US"/>
+        </w:rPr>
+      </w:pPr>
+      <w:r>
+        <w:rPr>
+          <w:lang w:val="en-US"/>
+        </w:rPr>
+        <w:t xml:space="preserve">    {</w:t>
+      </w:r>
+    </w:p>
+    <w:p>
+      <w:pPr>
+        <w:rPr>
+          <w:lang w:val="en-US"/>
+        </w:rPr>
+      </w:pPr>
+      <w:r>
+        <w:rPr>
+          <w:lang w:val="en-US"/>
+        </w:rPr>
+        <w:t xml:space="preserve">        public int info { get; set; }</w:t>
+      </w:r>
+    </w:p>
+    <w:p>
+      <w:pPr>
+        <w:rPr>
+          <w:lang w:val="en-US"/>
+        </w:rPr>
+      </w:pPr>
+      <w:r>
+        <w:rPr>
+          <w:lang w:val="en-US"/>
+        </w:rPr>
+        <w:t xml:space="preserve">        public </w:t>
+      </w:r>
+      <w:proofErr w:type="spellStart"/>
+      <w:r>
+        <w:rPr>
+          <w:lang w:val="en-US"/>
+        </w:rPr>
+        <w:t>Nodo</w:t>
+      </w:r>
+      <w:proofErr w:type="spellEnd"/>
+      <w:r>
+        <w:rPr>
+          <w:lang w:val="en-US"/>
+        </w:rPr>
+        <w:t xml:space="preserve"> ant { get; set; }</w:t>
+      </w:r>
+    </w:p>
+    <w:p>
+      <w:pPr>
+        <w:rPr>
+          <w:lang w:val="en-US"/>
+        </w:rPr>
+      </w:pPr>
+      <w:r>
+        <w:rPr>
+          <w:lang w:val="en-US"/>
+        </w:rPr>
+        <w:t xml:space="preserve">        public </w:t>
+      </w:r>
+      <w:proofErr w:type="spellStart"/>
+      <w:r>
+        <w:rPr>
+          <w:lang w:val="en-US"/>
+        </w:rPr>
+        <w:t>Nodo</w:t>
+      </w:r>
+      <w:proofErr w:type="spellEnd"/>
+      <w:r>
+        <w:rPr>
+          <w:lang w:val="en-US"/>
+        </w:rPr>
+        <w:t xml:space="preserve"> sig { get; set; }</w:t>
+      </w:r>
+    </w:p>
+    <w:p>
+      <w:r>
+        <w:rPr>
+          <w:lang w:val="en-US"/>
+        </w:rPr>
+        <w:t xml:space="preserve">    </w:t>
+      </w:r>
+      <w:r>
+        <w:t>}</w:t>
+      </w:r>
+    </w:p>
+    <w:p>
+      <w:pPr>
+        <w:pStyle w:val="Prrafodelista"/>
+        <w:numPr>
+          <w:ilvl w:val="0"/>
+          <w:numId w:val="1"/>
+        </w:numPr>
+        <w:rPr>
+          <w:b/>
+          <w:bCs/>
+          <w:u w:val="single"/>
+        </w:rPr>
+      </w:pPr>
+      <w:proofErr w:type="spellStart"/>
+      <w:r>
+        <w:rPr>
+          <w:b/>
+          <w:bCs/>
+          <w:u w:val="single"/>
+        </w:rPr>
+        <w:t>ListaCircularDoble</w:t>
+      </w:r>
+      <w:proofErr w:type="spellEnd"/>
+      <w:r>
+        <w:rPr>
+          <w:b/>
+          <w:bCs/>
+          <w:u w:val="single"/>
+        </w:rPr>
+        <w:t>:</w:t>
+      </w:r>
+    </w:p>
+    <w:p>
+      <w:proofErr w:type="spellStart"/>
+      <w:r>
+        <w:t>namespace</w:t>
+      </w:r>
+      <w:proofErr w:type="spellEnd"/>
+      <w:r>
+        <w:t xml:space="preserve"> </w:t>
+      </w:r>
+      <w:proofErr w:type="spellStart"/>
+      <w:r>
+        <w:t>ListaCircularDoble</w:t>
+      </w:r>
+      <w:proofErr w:type="spellEnd"/>
+    </w:p>
+    <w:p>
+      <w:r>
+        <w:t>{</w:t>
+      </w:r>
+    </w:p>
+    <w:p>
+      <w:r>
+        <w:t xml:space="preserve">    </w:t>
+      </w:r>
+      <w:proofErr w:type="spellStart"/>
+      <w:r>
+        <w:t>public</w:t>
+      </w:r>
+      <w:proofErr w:type="spellEnd"/>
+      <w:r>
+        <w:t xml:space="preserve"> </w:t>
+      </w:r>
+      <w:proofErr w:type="spellStart"/>
+      <w:r>
+        <w:t>class</w:t>
+      </w:r>
+      <w:proofErr w:type="spellEnd"/>
+      <w:r>
+        <w:t xml:space="preserve"> </w:t>
+      </w:r>
+      <w:proofErr w:type="spellStart"/>
+      <w:r>
+        <w:t>ListaDoble</w:t>
+      </w:r>
+      <w:proofErr w:type="spellEnd"/>
+    </w:p>
+    <w:p>
+      <w:r>
+        <w:t xml:space="preserve">    {</w:t>
+      </w:r>
+    </w:p>
+    <w:p>
+      <w:r>
+        <w:t xml:space="preserve">        Nodo raiz1, raiz2, </w:t>
+      </w:r>
+      <w:proofErr w:type="spellStart"/>
+      <w:r>
+        <w:t>ptr</w:t>
+      </w:r>
+      <w:proofErr w:type="spellEnd"/>
+      <w:r>
+        <w:t xml:space="preserve">, </w:t>
+      </w:r>
+      <w:proofErr w:type="spellStart"/>
+      <w:r>
+        <w:t>aux</w:t>
+      </w:r>
+      <w:proofErr w:type="spellEnd"/>
+      <w:r>
+        <w:t>, nuevo;</w:t>
+      </w:r>
+    </w:p>
+    <w:p>
+      <w:r>
+        <w:t xml:space="preserve">        // </w:t>
+      </w:r>
+      <w:proofErr w:type="spellStart"/>
+      <w:r>
+        <w:t>Costructor</w:t>
+      </w:r>
+      <w:proofErr w:type="spellEnd"/>
+    </w:p>
+    <w:p>
+      <w:r>
+        <w:t xml:space="preserve">        </w:t>
+      </w:r>
+      <w:proofErr w:type="spellStart"/>
+      <w:r>
+        <w:t>public</w:t>
+      </w:r>
+      <w:proofErr w:type="spellEnd"/>
+      <w:r>
+        <w:t xml:space="preserve"> </w:t>
+      </w:r>
+      <w:proofErr w:type="spellStart"/>
+      <w:r>
+        <w:t>ListaDoble</w:t>
+      </w:r>
+      <w:proofErr w:type="spellEnd"/>
+      <w:r>
+        <w:t>()</w:t>
+      </w:r>
+    </w:p>
+    <w:p>
+      <w:r>
+        <w:t xml:space="preserve">        {</w:t>
+      </w:r>
+    </w:p>
+    <w:p>
+      <w:r>
+        <w:t xml:space="preserve">            raiz1 = raiz2 = </w:t>
+      </w:r>
+      <w:proofErr w:type="spellStart"/>
+      <w:r>
+        <w:t>null</w:t>
+      </w:r>
+      <w:proofErr w:type="spellEnd"/>
+      <w:r>
+        <w:t>;</w:t>
+      </w:r>
+    </w:p>
+    <w:p>
+      <w:r>
+        <w:t xml:space="preserve">        }</w:t>
+      </w:r>
+    </w:p>
+    <w:p/>
+    <w:p>
+      <w:r>
+        <w:t xml:space="preserve">        // INSERTARLIFO</w:t>
+      </w:r>
+    </w:p>
+    <w:p>
+      <w:r>
+        <w:t xml:space="preserve">        </w:t>
+      </w:r>
+      <w:proofErr w:type="spellStart"/>
+      <w:r>
+        <w:t>public</w:t>
+      </w:r>
+      <w:proofErr w:type="spellEnd"/>
+      <w:r>
+        <w:t xml:space="preserve"> </w:t>
+      </w:r>
+      <w:proofErr w:type="spellStart"/>
+      <w:r>
+        <w:t>void</w:t>
+      </w:r>
+      <w:proofErr w:type="spellEnd"/>
+      <w:r>
+        <w:t xml:space="preserve"> </w:t>
+      </w:r>
+      <w:proofErr w:type="spellStart"/>
+      <w:r>
+        <w:t>InsertarLIFO</w:t>
+      </w:r>
+      <w:proofErr w:type="spellEnd"/>
+      <w:r>
+        <w:t>(</w:t>
+      </w:r>
+      <w:proofErr w:type="spellStart"/>
+      <w:r>
+        <w:t>int</w:t>
+      </w:r>
+      <w:proofErr w:type="spellEnd"/>
+      <w:r>
+        <w:t xml:space="preserve"> dato)</w:t>
+      </w:r>
+    </w:p>
+    <w:p>
+      <w:r>
+        <w:t xml:space="preserve">        {</w:t>
+      </w:r>
+    </w:p>
+    <w:p>
+      <w:r>
+        <w:t xml:space="preserve">            nuevo = new Nodo();</w:t>
+      </w:r>
+    </w:p>
+    <w:p>
+      <w:r>
+        <w:t xml:space="preserve">            nuevo.info = dato;</w:t>
+      </w:r>
+    </w:p>
+    <w:p>
+      <w:pPr>
+        <w:rPr>
+          <w:lang w:val="en-US"/>
+        </w:rPr>
+      </w:pPr>
+      <w:r>
+        <w:t xml:space="preserve">            </w:t>
+      </w:r>
+      <w:r>
+        <w:rPr>
+          <w:lang w:val="en-US"/>
+        </w:rPr>
+        <w:t>if (raiz1 == null)</w:t>
+      </w:r>
+    </w:p>
+    <w:p>
+      <w:pPr>
+        <w:rPr>
+          <w:lang w:val="en-US"/>
+        </w:rPr>
+      </w:pPr>
+      <w:r>
+        <w:rPr>
+          <w:lang w:val="en-US"/>
+        </w:rPr>
+        <w:t xml:space="preserve">            {</w:t>
+      </w:r>
+    </w:p>
+    <w:p>
+      <w:pPr>
+        <w:rPr>
+          <w:lang w:val="en-US"/>
+        </w:rPr>
+      </w:pPr>
+      <w:r>
+        <w:rPr>
+          <w:lang w:val="en-US"/>
+        </w:rPr>
+        <w:t xml:space="preserve">                </w:t>
+      </w:r>
+      <w:proofErr w:type="spellStart"/>
+      <w:r>
+        <w:rPr>
+          <w:lang w:val="en-US"/>
+        </w:rPr>
+        <w:t>nuevo.sig</w:t>
+      </w:r>
+      <w:proofErr w:type="spellEnd"/>
+      <w:r>
+        <w:rPr>
+          <w:lang w:val="en-US"/>
+        </w:rPr>
+        <w:t xml:space="preserve"> = </w:t>
+      </w:r>
+      <w:proofErr w:type="spellStart"/>
+      <w:r>
+        <w:rPr>
+          <w:lang w:val="en-US"/>
+        </w:rPr>
+        <w:t>nuevo.ant</w:t>
+      </w:r>
+      <w:proofErr w:type="spellEnd"/>
+      <w:r>
+        <w:rPr>
+          <w:lang w:val="en-US"/>
+        </w:rPr>
+        <w:t xml:space="preserve"> = null;</w:t>
+      </w:r>
+    </w:p>
+    <w:p>
+      <w:r>
+        <w:rPr>
+          <w:lang w:val="en-US"/>
+        </w:rPr>
+        <w:lastRenderedPageBreak/>
+        <w:t xml:space="preserve">                </w:t>
+      </w:r>
+      <w:r>
+        <w:t>raiz1 = raiz2 = nuevo;</w:t>
+      </w:r>
+    </w:p>
+    <w:p>
+      <w:r>
+        <w:t xml:space="preserve">                </w:t>
+      </w:r>
+      <w:proofErr w:type="spellStart"/>
+      <w:r>
+        <w:t>aux</w:t>
+      </w:r>
+      <w:proofErr w:type="spellEnd"/>
+      <w:r>
+        <w:t xml:space="preserve"> = nuevo;</w:t>
+      </w:r>
+    </w:p>
+    <w:p>
+      <w:r>
+        <w:t xml:space="preserve">            }</w:t>
+      </w:r>
+    </w:p>
+    <w:p>
+      <w:r>
+        <w:t xml:space="preserve">            </w:t>
+      </w:r>
+      <w:proofErr w:type="spellStart"/>
+      <w:r>
+        <w:t>else</w:t>
+      </w:r>
+      <w:proofErr w:type="spellEnd"/>
+    </w:p>
+    <w:p>
+      <w:r>
+        <w:t xml:space="preserve">            {</w:t>
+      </w:r>
+    </w:p>
+    <w:p>
+      <w:r>
+        <w:t xml:space="preserve">                </w:t>
+      </w:r>
+      <w:proofErr w:type="spellStart"/>
+      <w:r>
+        <w:t>nuevo.sig</w:t>
+      </w:r>
+      <w:proofErr w:type="spellEnd"/>
+      <w:r>
+        <w:t xml:space="preserve"> = raiz1;</w:t>
+      </w:r>
+    </w:p>
+    <w:p>
+      <w:r>
+        <w:t xml:space="preserve">                </w:t>
+      </w:r>
+      <w:proofErr w:type="spellStart"/>
+      <w:r>
+        <w:t>nuevo.ant</w:t>
+      </w:r>
+      <w:proofErr w:type="spellEnd"/>
+      <w:r>
+        <w:t xml:space="preserve"> = raiz2;</w:t>
+      </w:r>
+    </w:p>
+    <w:p>
+      <w:r>
+        <w:t xml:space="preserve">                raiz1.ant = nuevo;</w:t>
+      </w:r>
+    </w:p>
+    <w:p>
+      <w:r>
+        <w:t xml:space="preserve">                raiz1 = nuevo;</w:t>
+      </w:r>
+    </w:p>
+    <w:p>
+      <w:r>
+        <w:t xml:space="preserve">                </w:t>
+      </w:r>
+      <w:proofErr w:type="spellStart"/>
+      <w:r>
+        <w:t>aux.sig</w:t>
+      </w:r>
+      <w:proofErr w:type="spellEnd"/>
+      <w:r>
+        <w:t xml:space="preserve"> = nuevo;</w:t>
+      </w:r>
+    </w:p>
+    <w:p>
+      <w:r>
+        <w:t xml:space="preserve">            }</w:t>
+      </w:r>
+    </w:p>
+    <w:p>
+      <w:r>
+        <w:t xml:space="preserve">        }</w:t>
+      </w:r>
+    </w:p>
+    <w:p/>
+    <w:p/>
+    <w:p>
+      <w:r>
+        <w:t xml:space="preserve">        // INSERTARFIFO</w:t>
+      </w:r>
+    </w:p>
+    <w:p>
+      <w:r>
+        <w:t xml:space="preserve">        </w:t>
+      </w:r>
+      <w:proofErr w:type="spellStart"/>
+      <w:r>
+        <w:t>public</w:t>
+      </w:r>
+      <w:proofErr w:type="spellEnd"/>
+      <w:r>
+        <w:t xml:space="preserve"> </w:t>
+      </w:r>
+      <w:proofErr w:type="spellStart"/>
+      <w:r>
+        <w:t>void</w:t>
+      </w:r>
+      <w:proofErr w:type="spellEnd"/>
+      <w:r>
+        <w:t xml:space="preserve"> </w:t>
+      </w:r>
+      <w:proofErr w:type="spellStart"/>
+      <w:r>
+        <w:t>InsertarFIFO</w:t>
+      </w:r>
+      <w:proofErr w:type="spellEnd"/>
+      <w:r>
+        <w:t>(</w:t>
+      </w:r>
+      <w:proofErr w:type="spellStart"/>
+      <w:r>
+        <w:t>int</w:t>
+      </w:r>
+      <w:proofErr w:type="spellEnd"/>
+      <w:r>
+        <w:t xml:space="preserve"> dato)</w:t>
+      </w:r>
+    </w:p>
+    <w:p>
+      <w:r>
+        <w:t xml:space="preserve">        {</w:t>
+      </w:r>
+    </w:p>
+    <w:p/>
+    <w:p>
+      <w:r>
+        <w:t xml:space="preserve">            nuevo = new Nodo();</w:t>
+      </w:r>
+    </w:p>
+    <w:p>
+      <w:r>
+        <w:t xml:space="preserve">            nuevo.info = dato;</w:t>
+      </w:r>
+    </w:p>
+    <w:p>
+      <w:pPr>
+        <w:rPr>
+          <w:lang w:val="en-US"/>
+        </w:rPr>
+      </w:pPr>
+      <w:r>
+        <w:t xml:space="preserve">            </w:t>
+      </w:r>
+      <w:r>
+        <w:rPr>
+          <w:lang w:val="en-US"/>
+        </w:rPr>
+        <w:t>if (raiz2 == null)</w:t>
+      </w:r>
+    </w:p>
+    <w:p>
+      <w:pPr>
+        <w:rPr>
+          <w:lang w:val="en-US"/>
+        </w:rPr>
+      </w:pPr>
+      <w:r>
+        <w:rPr>
+          <w:lang w:val="en-US"/>
+        </w:rPr>
+        <w:t xml:space="preserve">            {</w:t>
+      </w:r>
+    </w:p>
+    <w:p>
+      <w:pPr>
+        <w:rPr>
+          <w:lang w:val="en-US"/>
+        </w:rPr>
+      </w:pPr>
+      <w:r>
+        <w:rPr>
+          <w:lang w:val="en-US"/>
+        </w:rPr>
+        <w:t xml:space="preserve">                </w:t>
+      </w:r>
+      <w:proofErr w:type="spellStart"/>
+      <w:r>
+        <w:rPr>
+          <w:lang w:val="en-US"/>
+        </w:rPr>
+        <w:t>nuevo.sig</w:t>
+      </w:r>
+      <w:proofErr w:type="spellEnd"/>
+      <w:r>
+        <w:rPr>
+          <w:lang w:val="en-US"/>
+        </w:rPr>
+        <w:t xml:space="preserve"> = </w:t>
+      </w:r>
+      <w:proofErr w:type="spellStart"/>
+      <w:r>
+        <w:rPr>
+          <w:lang w:val="en-US"/>
+        </w:rPr>
+        <w:t>nuevo.ant</w:t>
+      </w:r>
+      <w:proofErr w:type="spellEnd"/>
+      <w:r>
+        <w:rPr>
+          <w:lang w:val="en-US"/>
+        </w:rPr>
+        <w:t xml:space="preserve"> = null;</w:t>
+      </w:r>
+    </w:p>
+    <w:p>
+      <w:pPr>
+        <w:rPr>
+          <w:lang w:val="en-US"/>
+        </w:rPr>
+      </w:pPr>
+      <w:r>
+        <w:rPr>
+          <w:lang w:val="en-US"/>
+        </w:rPr>
+        <w:t xml:space="preserve">                raiz1 = raiz2 = aux = nuevo;</w:t>
+      </w:r>
+    </w:p>
+    <w:p>
+      <w:pPr>
+        <w:rPr>
+          <w:lang w:val="en-US"/>
+        </w:rPr>
+      </w:pPr>
+      <w:r>
+        <w:rPr>
+          <w:lang w:val="en-US"/>
+        </w:rPr>
+        <w:t xml:space="preserve">            }</w:t>
+      </w:r>
+    </w:p>
+    <w:p>
+      <w:pPr>
+        <w:rPr>
+          <w:lang w:val="en-US"/>
+        </w:rPr>
+      </w:pPr>
+      <w:r>
+        <w:rPr>
+          <w:lang w:val="en-US"/>
+        </w:rPr>
+        <w:t xml:space="preserve">            else</w:t>
+      </w:r>
+    </w:p>
+    <w:p>
+      <w:pPr>
+        <w:rPr>
+          <w:lang w:val="en-US"/>
+        </w:rPr>
+      </w:pPr>
+      <w:r>
+        <w:rPr>
+          <w:lang w:val="en-US"/>
+        </w:rPr>
+        <w:t xml:space="preserve">            {</w:t>
+      </w:r>
+    </w:p>
+    <w:p>
+      <w:pPr>
+        <w:rPr>
+          <w:lang w:val="en-US"/>
+        </w:rPr>
+      </w:pPr>
+      <w:r>
+        <w:rPr>
+          <w:lang w:val="en-US"/>
+        </w:rPr>
+        <w:t xml:space="preserve">                </w:t>
+      </w:r>
+      <w:proofErr w:type="spellStart"/>
+      <w:r>
+        <w:rPr>
+          <w:lang w:val="en-US"/>
+        </w:rPr>
+        <w:t>nuevo.sig</w:t>
+      </w:r>
+      <w:proofErr w:type="spellEnd"/>
+      <w:r>
+        <w:rPr>
+          <w:lang w:val="en-US"/>
+        </w:rPr>
+        <w:t xml:space="preserve"> = raiz1;</w:t>
+      </w:r>
+    </w:p>
+    <w:p>
+      <w:pPr>
+        <w:rPr>
+          <w:lang w:val="en-US"/>
+        </w:rPr>
+      </w:pPr>
+      <w:r>
+        <w:rPr>
+          <w:lang w:val="en-US"/>
+        </w:rPr>
+        <w:lastRenderedPageBreak/>
+        <w:t xml:space="preserve">                </w:t>
+      </w:r>
+      <w:proofErr w:type="spellStart"/>
+      <w:r>
+        <w:rPr>
+          <w:lang w:val="en-US"/>
+        </w:rPr>
+        <w:t>nuevo.ant</w:t>
+      </w:r>
+      <w:proofErr w:type="spellEnd"/>
+      <w:r>
+        <w:rPr>
+          <w:lang w:val="en-US"/>
+        </w:rPr>
+        <w:t xml:space="preserve"> = raiz2;</w:t>
+      </w:r>
+    </w:p>
+    <w:p>
+      <w:r>
+        <w:rPr>
+          <w:lang w:val="en-US"/>
+        </w:rPr>
+        <w:t xml:space="preserve">                </w:t>
+      </w:r>
+      <w:r>
+        <w:t>raiz2.sig = nuevo;</w:t>
+      </w:r>
+    </w:p>
+    <w:p>
+      <w:r>
+        <w:t xml:space="preserve">                raiz2 = nuevo;</w:t>
+      </w:r>
+    </w:p>
+    <w:p>
+      <w:r>
+        <w:t xml:space="preserve">                </w:t>
+      </w:r>
+      <w:proofErr w:type="spellStart"/>
+      <w:r>
+        <w:t>aux</w:t>
+      </w:r>
+      <w:proofErr w:type="spellEnd"/>
+      <w:r>
+        <w:t xml:space="preserve"> = nuevo;</w:t>
+      </w:r>
+    </w:p>
+    <w:p>
+      <w:r>
+        <w:t xml:space="preserve">            }</w:t>
+      </w:r>
+    </w:p>
+    <w:p>
+      <w:r>
+        <w:t xml:space="preserve">        }</w:t>
+      </w:r>
+    </w:p>
+    <w:p/>
+    <w:p/>
+    <w:p>
+      <w:r>
+        <w:t xml:space="preserve">        // RECORRIDO</w:t>
+      </w:r>
+    </w:p>
+    <w:p>
+      <w:r>
+        <w:t xml:space="preserve">        </w:t>
+      </w:r>
+      <w:proofErr w:type="spellStart"/>
+      <w:r>
+        <w:t>public</w:t>
+      </w:r>
+      <w:proofErr w:type="spellEnd"/>
+      <w:r>
+        <w:t xml:space="preserve"> </w:t>
+      </w:r>
+      <w:proofErr w:type="spellStart"/>
+      <w:r>
+        <w:t>void</w:t>
+      </w:r>
+      <w:proofErr w:type="spellEnd"/>
+      <w:r>
+        <w:t xml:space="preserve"> Recorrido()</w:t>
+      </w:r>
+    </w:p>
+    <w:p>
+      <w:r>
+        <w:t xml:space="preserve">        {</w:t>
+      </w:r>
+    </w:p>
+    <w:p>
+      <w:r>
+        <w:t xml:space="preserve">            </w:t>
+      </w:r>
+      <w:proofErr w:type="spellStart"/>
+      <w:r>
+        <w:t>ptr</w:t>
+      </w:r>
+      <w:proofErr w:type="spellEnd"/>
+      <w:r>
+        <w:t xml:space="preserve"> = raiz1;</w:t>
+      </w:r>
+    </w:p>
+    <w:p>
+      <w:r>
+        <w:t xml:space="preserve">            </w:t>
+      </w:r>
+      <w:proofErr w:type="spellStart"/>
+      <w:r>
+        <w:t>Console.WriteLine</w:t>
+      </w:r>
+      <w:proofErr w:type="spellEnd"/>
+      <w:r>
+        <w:t>("\n ---- LISTADO DE ELEMENTOS ----");</w:t>
+      </w:r>
+    </w:p>
+    <w:p>
+      <w:pPr>
+        <w:rPr>
+          <w:lang w:val="en-US"/>
+        </w:rPr>
+      </w:pPr>
+      <w:r>
+        <w:t xml:space="preserve">            </w:t>
+      </w:r>
+      <w:r>
+        <w:rPr>
+          <w:lang w:val="en-US"/>
+        </w:rPr>
+        <w:t>do</w:t>
+      </w:r>
+    </w:p>
+    <w:p>
+      <w:pPr>
+        <w:rPr>
+          <w:lang w:val="en-US"/>
+        </w:rPr>
+      </w:pPr>
+      <w:r>
+        <w:rPr>
+          <w:lang w:val="en-US"/>
+        </w:rPr>
+        <w:t xml:space="preserve">            {</w:t>
+      </w:r>
+    </w:p>
+    <w:p>
+      <w:pPr>
+        <w:rPr>
+          <w:lang w:val="en-US"/>
+        </w:rPr>
+      </w:pPr>
+      <w:r>
+        <w:rPr>
+          <w:lang w:val="en-US"/>
+        </w:rPr>
+        <w:t xml:space="preserve">                if (</w:t>
+      </w:r>
+      <w:proofErr w:type="spellStart"/>
+      <w:r>
+        <w:rPr>
+          <w:lang w:val="en-US"/>
+        </w:rPr>
+        <w:t>ptr</w:t>
+      </w:r>
+      <w:proofErr w:type="spellEnd"/>
+      <w:r>
+        <w:rPr>
+          <w:lang w:val="en-US"/>
+        </w:rPr>
+        <w:t xml:space="preserve"> == null)</w:t>
+      </w:r>
+    </w:p>
+    <w:p>
+      <w:pPr>
+        <w:rPr>
+          <w:lang w:val="en-US"/>
+        </w:rPr>
+      </w:pPr>
+      <w:r>
+        <w:rPr>
+          <w:lang w:val="en-US"/>
+        </w:rPr>
+        <w:t xml:space="preserve">                {</w:t>
+      </w:r>
+    </w:p>
+    <w:p>
+      <w:pPr>
+        <w:rPr>
+          <w:lang w:val="en-US"/>
+        </w:rPr>
+      </w:pPr>
+      <w:r>
+        <w:rPr>
+          <w:lang w:val="en-US"/>
+        </w:rPr>
+        <w:t xml:space="preserve">                    </w:t>
+      </w:r>
+      <w:proofErr w:type="spellStart"/>
+      <w:r>
+        <w:rPr>
+          <w:lang w:val="en-US"/>
+        </w:rPr>
+        <w:t>Console.WriteLine</w:t>
+      </w:r>
+      <w:proofErr w:type="spellEnd"/>
+      <w:r>
+        <w:rPr>
+          <w:lang w:val="en-US"/>
+        </w:rPr>
+        <w:t>("</w:t>
+      </w:r>
+      <w:proofErr w:type="spellStart"/>
+      <w:r>
+        <w:rPr>
+          <w:lang w:val="en-US"/>
+        </w:rPr>
+        <w:t>Vacía</w:t>
+      </w:r>
+      <w:proofErr w:type="spellEnd"/>
+      <w:r>
+        <w:rPr>
+          <w:lang w:val="en-US"/>
+        </w:rPr>
+        <w:t>");</w:t>
+      </w:r>
+    </w:p>
+    <w:p>
+      <w:pPr>
+        <w:rPr>
+          <w:lang w:val="en-US"/>
+        </w:rPr>
+      </w:pPr>
+      <w:r>
+        <w:rPr>
+          <w:lang w:val="en-US"/>
+        </w:rPr>
+        <w:t xml:space="preserve">                }</w:t>
+      </w:r>
+    </w:p>
+    <w:p>
+      <w:pPr>
+        <w:rPr>
+          <w:lang w:val="en-US"/>
+        </w:rPr>
+      </w:pPr>
+      <w:r>
+        <w:rPr>
+          <w:lang w:val="en-US"/>
+        </w:rPr>
+        <w:t xml:space="preserve">                else</w:t>
+      </w:r>
+    </w:p>
+    <w:p>
+      <w:pPr>
+        <w:rPr>
+          <w:lang w:val="en-US"/>
+        </w:rPr>
+      </w:pPr>
+      <w:r>
+        <w:rPr>
+          <w:lang w:val="en-US"/>
+        </w:rPr>
+        <w:t xml:space="preserve">                {</w:t>
+      </w:r>
+    </w:p>
+    <w:p>
+      <w:pPr>
+        <w:rPr>
+          <w:lang w:val="en-US"/>
+        </w:rPr>
+      </w:pPr>
+      <w:r>
+        <w:rPr>
+          <w:lang w:val="en-US"/>
+        </w:rPr>
+        <w:t xml:space="preserve">                    </w:t>
+      </w:r>
+      <w:proofErr w:type="spellStart"/>
+      <w:r>
+        <w:rPr>
+          <w:lang w:val="en-US"/>
+        </w:rPr>
+        <w:t>Console.Write</w:t>
+      </w:r>
+      <w:proofErr w:type="spellEnd"/>
+      <w:r>
+        <w:rPr>
+          <w:lang w:val="en-US"/>
+        </w:rPr>
+        <w:t>("{0},", ptr.info);</w:t>
+      </w:r>
+    </w:p>
+    <w:p>
+      <w:pPr>
+        <w:rPr>
+          <w:lang w:val="en-US"/>
+        </w:rPr>
+      </w:pPr>
+      <w:r>
+        <w:rPr>
+          <w:lang w:val="en-US"/>
+        </w:rPr>
+        <w:t xml:space="preserve">                    </w:t>
+      </w:r>
+      <w:proofErr w:type="spellStart"/>
+      <w:r>
+        <w:rPr>
+          <w:lang w:val="en-US"/>
+        </w:rPr>
+        <w:t>ptr</w:t>
+      </w:r>
+      <w:proofErr w:type="spellEnd"/>
+      <w:r>
+        <w:rPr>
+          <w:lang w:val="en-US"/>
+        </w:rPr>
+        <w:t xml:space="preserve"> = </w:t>
+      </w:r>
+      <w:proofErr w:type="spellStart"/>
+      <w:r>
+        <w:rPr>
+          <w:lang w:val="en-US"/>
+        </w:rPr>
+        <w:t>ptr.sig</w:t>
+      </w:r>
+      <w:proofErr w:type="spellEnd"/>
+      <w:r>
+        <w:rPr>
+          <w:lang w:val="en-US"/>
+        </w:rPr>
+        <w:t>;</w:t>
+      </w:r>
+    </w:p>
+    <w:p>
+      <w:pPr>
+        <w:rPr>
+          <w:lang w:val="en-US"/>
+        </w:rPr>
+      </w:pPr>
+      <w:r>
+        <w:rPr>
+          <w:lang w:val="en-US"/>
+        </w:rPr>
+        <w:t xml:space="preserve">                }</w:t>
+      </w:r>
+    </w:p>
+    <w:p>
+      <w:pPr>
+        <w:rPr>
+          <w:lang w:val="en-US"/>
+        </w:rPr>
+      </w:pPr>
+      <w:r>
+        <w:rPr>
+          <w:lang w:val="en-US"/>
+        </w:rPr>
+        <w:t xml:space="preserve">            } while (</w:t>
+      </w:r>
+      <w:proofErr w:type="spellStart"/>
+      <w:r>
+        <w:rPr>
+          <w:lang w:val="en-US"/>
+        </w:rPr>
+        <w:t>ptr</w:t>
+      </w:r>
+      <w:proofErr w:type="spellEnd"/>
+      <w:r>
+        <w:rPr>
+          <w:lang w:val="en-US"/>
+        </w:rPr>
+        <w:t xml:space="preserve"> != raiz1);</w:t>
+      </w:r>
+    </w:p>
+    <w:p>
+      <w:pPr>
+        <w:rPr>
+          <w:lang w:val="en-US"/>
+        </w:rPr>
+      </w:pPr>
+      <w:r>
+        <w:rPr>
+          <w:lang w:val="en-US"/>
+        </w:rPr>
+        <w:t xml:space="preserve">            </w:t>
+      </w:r>
+      <w:proofErr w:type="spellStart"/>
+      <w:r>
+        <w:rPr>
+          <w:lang w:val="en-US"/>
+        </w:rPr>
+        <w:t>Console.WriteLine</w:t>
+      </w:r>
+      <w:proofErr w:type="spellEnd"/>
+      <w:r>
+        <w:rPr>
+          <w:lang w:val="en-US"/>
+        </w:rPr>
+        <w:t>("");</w:t>
+      </w:r>
+    </w:p>
+    <w:p>
+      <w:pPr>
+        <w:rPr>
+          <w:lang w:val="en-US"/>
+        </w:rPr>
+      </w:pPr>
+      <w:r>
+        <w:rPr>
+          <w:lang w:val="en-US"/>
+        </w:rPr>
+        <w:t xml:space="preserve">        }</w:t>
+      </w:r>
+    </w:p>
+    <w:p>
+      <w:pPr>
+        <w:rPr>
+          <w:lang w:val="en-US"/>
+        </w:rPr>
+      </w:pPr>
+    </w:p>
+    <w:p>
+      <w:pPr>
+        <w:rPr>
+          <w:lang w:val="en-US"/>
+        </w:rPr>
+      </w:pPr>
+      <w:r>
+        <w:rPr>
+          <w:lang w:val="en-US"/>
+        </w:rPr>
+        <w:lastRenderedPageBreak/>
+        <w:t xml:space="preserve">        // BUSCAR </w:t>
+      </w:r>
+    </w:p>
+    <w:p>
+      <w:pPr>
+        <w:rPr>
+          <w:lang w:val="en-US"/>
+        </w:rPr>
+      </w:pPr>
+      <w:r>
+        <w:rPr>
+          <w:lang w:val="en-US"/>
+        </w:rPr>
+        <w:t xml:space="preserve">        public bool </w:t>
+      </w:r>
+      <w:proofErr w:type="spellStart"/>
+      <w:r>
+        <w:rPr>
+          <w:lang w:val="en-US"/>
+        </w:rPr>
+        <w:t>Buscar</w:t>
+      </w:r>
+      <w:proofErr w:type="spellEnd"/>
+      <w:r>
+        <w:rPr>
+          <w:lang w:val="en-US"/>
+        </w:rPr>
+        <w:t xml:space="preserve">(int </w:t>
+      </w:r>
+      <w:proofErr w:type="spellStart"/>
+      <w:r>
+        <w:rPr>
+          <w:lang w:val="en-US"/>
+        </w:rPr>
+        <w:t>dato</w:t>
+      </w:r>
+      <w:proofErr w:type="spellEnd"/>
+      <w:r>
+        <w:rPr>
+          <w:lang w:val="en-US"/>
+        </w:rPr>
+        <w:t>)</w:t>
+      </w:r>
+    </w:p>
+    <w:p>
+      <w:pPr>
+        <w:rPr>
+          <w:lang w:val="en-US"/>
+        </w:rPr>
+      </w:pPr>
+      <w:r>
+        <w:rPr>
+          <w:lang w:val="en-US"/>
+        </w:rPr>
+        <w:t xml:space="preserve">        {</w:t>
+      </w:r>
+    </w:p>
+    <w:p>
+      <w:pPr>
+        <w:rPr>
+          <w:lang w:val="en-US"/>
+        </w:rPr>
+      </w:pPr>
+      <w:r>
+        <w:rPr>
+          <w:lang w:val="en-US"/>
+        </w:rPr>
+        <w:t xml:space="preserve">            bool </w:t>
+      </w:r>
+      <w:proofErr w:type="spellStart"/>
+      <w:r>
+        <w:rPr>
+          <w:lang w:val="en-US"/>
+        </w:rPr>
+        <w:t>encontrado</w:t>
+      </w:r>
+      <w:proofErr w:type="spellEnd"/>
+      <w:r>
+        <w:rPr>
+          <w:lang w:val="en-US"/>
+        </w:rPr>
+        <w:t xml:space="preserve"> = false;</w:t>
+      </w:r>
+    </w:p>
+    <w:p>
+      <w:pPr>
+        <w:rPr>
+          <w:lang w:val="en-US"/>
+        </w:rPr>
+      </w:pPr>
+      <w:r>
+        <w:rPr>
+          <w:lang w:val="en-US"/>
+        </w:rPr>
+        <w:t xml:space="preserve">            </w:t>
+      </w:r>
+      <w:proofErr w:type="spellStart"/>
+      <w:r>
+        <w:rPr>
+          <w:lang w:val="en-US"/>
+        </w:rPr>
+        <w:t>ptr</w:t>
+      </w:r>
+      <w:proofErr w:type="spellEnd"/>
+      <w:r>
+        <w:rPr>
+          <w:lang w:val="en-US"/>
+        </w:rPr>
+        <w:t xml:space="preserve"> = raiz1;</w:t>
+      </w:r>
+    </w:p>
+    <w:p>
+      <w:pPr>
+        <w:rPr>
+          <w:lang w:val="en-US"/>
+        </w:rPr>
+      </w:pPr>
+      <w:r>
+        <w:rPr>
+          <w:lang w:val="en-US"/>
+        </w:rPr>
+        <w:t xml:space="preserve">            do</w:t>
+      </w:r>
+    </w:p>
+    <w:p>
+      <w:pPr>
+        <w:rPr>
+          <w:lang w:val="en-US"/>
+        </w:rPr>
+      </w:pPr>
+      <w:r>
+        <w:rPr>
+          <w:lang w:val="en-US"/>
+        </w:rPr>
+        <w:t xml:space="preserve">            {</w:t>
+      </w:r>
+    </w:p>
+    <w:p>
+      <w:pPr>
+        <w:rPr>
+          <w:lang w:val="en-US"/>
+        </w:rPr>
+      </w:pPr>
+      <w:r>
+        <w:rPr>
+          <w:lang w:val="en-US"/>
+        </w:rPr>
+        <w:t xml:space="preserve">                if (ptr.info == </w:t>
+      </w:r>
+      <w:proofErr w:type="spellStart"/>
+      <w:r>
+        <w:rPr>
+          <w:lang w:val="en-US"/>
+        </w:rPr>
+        <w:t>dato</w:t>
+      </w:r>
+      <w:proofErr w:type="spellEnd"/>
+      <w:r>
+        <w:rPr>
+          <w:lang w:val="en-US"/>
+        </w:rPr>
+        <w:t>)</w:t>
+      </w:r>
+    </w:p>
+    <w:p>
+      <w:pPr>
+        <w:rPr>
+          <w:lang w:val="en-US"/>
+        </w:rPr>
+      </w:pPr>
+      <w:r>
+        <w:rPr>
+          <w:lang w:val="en-US"/>
+        </w:rPr>
+        <w:t xml:space="preserve">                {</w:t>
+      </w:r>
+    </w:p>
+    <w:p>
+      <w:pPr>
+        <w:rPr>
+          <w:lang w:val="en-US"/>
+        </w:rPr>
+      </w:pPr>
+      <w:r>
+        <w:rPr>
+          <w:lang w:val="en-US"/>
+        </w:rPr>
+        <w:t xml:space="preserve">                    </w:t>
+      </w:r>
+      <w:proofErr w:type="spellStart"/>
+      <w:r>
+        <w:rPr>
+          <w:lang w:val="en-US"/>
+        </w:rPr>
+        <w:t>encontrado</w:t>
+      </w:r>
+      <w:proofErr w:type="spellEnd"/>
+      <w:r>
+        <w:rPr>
+          <w:lang w:val="en-US"/>
+        </w:rPr>
+        <w:t xml:space="preserve"> = true;</w:t>
+      </w:r>
+    </w:p>
+    <w:p>
+      <w:pPr>
+        <w:rPr>
+          <w:lang w:val="en-US"/>
+        </w:rPr>
+      </w:pPr>
+      <w:r>
+        <w:rPr>
+          <w:lang w:val="en-US"/>
+        </w:rPr>
+        <w:t xml:space="preserve">                }</w:t>
+      </w:r>
+    </w:p>
+    <w:p>
+      <w:pPr>
+        <w:rPr>
+          <w:lang w:val="en-US"/>
+        </w:rPr>
+      </w:pPr>
+      <w:r>
+        <w:rPr>
+          <w:lang w:val="en-US"/>
+        </w:rPr>
+        <w:t xml:space="preserve">                else</w:t>
+      </w:r>
+    </w:p>
+    <w:p>
+      <w:pPr>
+        <w:rPr>
+          <w:lang w:val="en-US"/>
+        </w:rPr>
+      </w:pPr>
+      <w:r>
+        <w:rPr>
+          <w:lang w:val="en-US"/>
+        </w:rPr>
+        <w:t xml:space="preserve">                {</w:t>
+      </w:r>
+    </w:p>
+    <w:p>
+      <w:pPr>
+        <w:rPr>
+          <w:lang w:val="en-US"/>
+        </w:rPr>
+      </w:pPr>
+      <w:r>
+        <w:rPr>
+          <w:lang w:val="en-US"/>
+        </w:rPr>
+        <w:t xml:space="preserve">                    </w:t>
+      </w:r>
+      <w:proofErr w:type="spellStart"/>
+      <w:r>
+        <w:rPr>
+          <w:lang w:val="en-US"/>
+        </w:rPr>
+        <w:t>ptr</w:t>
+      </w:r>
+      <w:proofErr w:type="spellEnd"/>
+      <w:r>
+        <w:rPr>
+          <w:lang w:val="en-US"/>
+        </w:rPr>
+        <w:t xml:space="preserve"> = </w:t>
+      </w:r>
+      <w:proofErr w:type="spellStart"/>
+      <w:r>
+        <w:rPr>
+          <w:lang w:val="en-US"/>
+        </w:rPr>
+        <w:t>ptr.sig</w:t>
+      </w:r>
+      <w:proofErr w:type="spellEnd"/>
+      <w:r>
+        <w:rPr>
+          <w:lang w:val="en-US"/>
+        </w:rPr>
+        <w:t>;</w:t>
+      </w:r>
+    </w:p>
+    <w:p>
+      <w:pPr>
+        <w:rPr>
+          <w:lang w:val="en-US"/>
+        </w:rPr>
+      </w:pPr>
+      <w:r>
+        <w:rPr>
+          <w:lang w:val="en-US"/>
+        </w:rPr>
+        <w:t xml:space="preserve">                }</w:t>
+      </w:r>
+    </w:p>
+    <w:p>
+      <w:pPr>
+        <w:rPr>
+          <w:lang w:val="en-US"/>
+        </w:rPr>
+      </w:pPr>
+      <w:r>
+        <w:rPr>
+          <w:lang w:val="en-US"/>
+        </w:rPr>
+        <w:t xml:space="preserve">            } while (</w:t>
+      </w:r>
+      <w:proofErr w:type="spellStart"/>
+      <w:r>
+        <w:rPr>
+          <w:lang w:val="en-US"/>
+        </w:rPr>
+        <w:t>ptr</w:t>
+      </w:r>
+      <w:proofErr w:type="spellEnd"/>
+      <w:r>
+        <w:rPr>
+          <w:lang w:val="en-US"/>
+        </w:rPr>
+        <w:t xml:space="preserve"> != raiz1 &amp;&amp; !</w:t>
+      </w:r>
+      <w:proofErr w:type="spellStart"/>
+      <w:r>
+        <w:rPr>
+          <w:lang w:val="en-US"/>
+        </w:rPr>
+        <w:t>encontrado</w:t>
+      </w:r>
+      <w:proofErr w:type="spellEnd"/>
+      <w:r>
+        <w:rPr>
+          <w:lang w:val="en-US"/>
+        </w:rPr>
+        <w:t>);</w:t>
+      </w:r>
+    </w:p>
+    <w:p>
+      <w:r>
+        <w:rPr>
+          <w:lang w:val="en-US"/>
+        </w:rPr>
+        <w:t xml:space="preserve">            </w:t>
+      </w:r>
+      <w:proofErr w:type="spellStart"/>
+      <w:r>
+        <w:t>return</w:t>
+      </w:r>
+      <w:proofErr w:type="spellEnd"/>
+      <w:r>
+        <w:t xml:space="preserve"> encontrado;</w:t>
+      </w:r>
+    </w:p>
+    <w:p>
+      <w:r>
+        <w:t xml:space="preserve">        }</w:t>
+      </w:r>
+    </w:p>
+    <w:p/>
+    <w:p/>
+    <w:p>
+      <w:r>
+        <w:t xml:space="preserve">        // ELIMINAR</w:t>
+      </w:r>
+    </w:p>
+    <w:p>
+      <w:r>
+        <w:t xml:space="preserve">        </w:t>
+      </w:r>
+      <w:proofErr w:type="spellStart"/>
+      <w:r>
+        <w:t>public</w:t>
+      </w:r>
+      <w:proofErr w:type="spellEnd"/>
+      <w:r>
+        <w:t xml:space="preserve"> </w:t>
+      </w:r>
+      <w:proofErr w:type="spellStart"/>
+      <w:r>
+        <w:t>bool</w:t>
+      </w:r>
+      <w:proofErr w:type="spellEnd"/>
+      <w:r>
+        <w:t xml:space="preserve"> Eliminar(</w:t>
+      </w:r>
+      <w:proofErr w:type="spellStart"/>
+      <w:r>
+        <w:t>int</w:t>
+      </w:r>
+      <w:proofErr w:type="spellEnd"/>
+      <w:r>
+        <w:t xml:space="preserve"> dato)</w:t>
+      </w:r>
+    </w:p>
+    <w:p>
+      <w:r>
+        <w:t xml:space="preserve">        {</w:t>
+      </w:r>
+    </w:p>
+    <w:p/>
+    <w:p>
+      <w:r>
+        <w:t xml:space="preserve">            </w:t>
+      </w:r>
+      <w:proofErr w:type="spellStart"/>
+      <w:r>
+        <w:t>ptr</w:t>
+      </w:r>
+      <w:proofErr w:type="spellEnd"/>
+      <w:r>
+        <w:t xml:space="preserve"> = raiz1;</w:t>
+      </w:r>
+    </w:p>
+    <w:p>
+      <w:r>
+        <w:t xml:space="preserve">            </w:t>
+      </w:r>
+      <w:proofErr w:type="spellStart"/>
+      <w:r>
+        <w:t>bool</w:t>
+      </w:r>
+      <w:proofErr w:type="spellEnd"/>
+      <w:r>
+        <w:t xml:space="preserve"> encontrado = false;</w:t>
+      </w:r>
+    </w:p>
+    <w:p/>
+    <w:p>
+      <w:r>
+        <w:t xml:space="preserve">            // si es lista </w:t>
+      </w:r>
+      <w:proofErr w:type="spellStart"/>
+      <w:r>
+        <w:t>vcia</w:t>
+      </w:r>
+      <w:proofErr w:type="spellEnd"/>
+      <w:r>
+        <w:t xml:space="preserve"> mandar </w:t>
+      </w:r>
+      <w:proofErr w:type="spellStart"/>
+      <w:r>
+        <w:t>console</w:t>
+      </w:r>
+      <w:proofErr w:type="spellEnd"/>
+    </w:p>
+    <w:p>
+      <w:pPr>
+        <w:rPr>
+          <w:lang w:val="en-US"/>
+        </w:rPr>
+      </w:pPr>
+      <w:r>
+        <w:lastRenderedPageBreak/>
+        <w:t xml:space="preserve">            </w:t>
+      </w:r>
+      <w:r>
+        <w:rPr>
+          <w:lang w:val="en-US"/>
+        </w:rPr>
+        <w:t>if (</w:t>
+      </w:r>
+      <w:proofErr w:type="spellStart"/>
+      <w:r>
+        <w:rPr>
+          <w:lang w:val="en-US"/>
+        </w:rPr>
+        <w:t>ptr</w:t>
+      </w:r>
+      <w:proofErr w:type="spellEnd"/>
+      <w:r>
+        <w:rPr>
+          <w:lang w:val="en-US"/>
+        </w:rPr>
+        <w:t xml:space="preserve"> == null) </w:t>
+      </w:r>
+      <w:proofErr w:type="spellStart"/>
+      <w:r>
+        <w:rPr>
+          <w:lang w:val="en-US"/>
+        </w:rPr>
+        <w:t>encontrado</w:t>
+      </w:r>
+      <w:proofErr w:type="spellEnd"/>
+      <w:r>
+        <w:rPr>
+          <w:lang w:val="en-US"/>
+        </w:rPr>
+        <w:t xml:space="preserve"> = false;</w:t>
+      </w:r>
+    </w:p>
+    <w:p>
+      <w:pPr>
+        <w:rPr>
+          <w:lang w:val="en-US"/>
+        </w:rPr>
+      </w:pPr>
+    </w:p>
+    <w:p>
+      <w:pPr>
+        <w:rPr>
+          <w:lang w:val="en-US"/>
+        </w:rPr>
+      </w:pPr>
+      <w:r>
+        <w:rPr>
+          <w:lang w:val="en-US"/>
+        </w:rPr>
+        <w:t xml:space="preserve">            else if (raiz1 == raiz2 &amp;&amp; raiz1.info == </w:t>
+      </w:r>
+      <w:proofErr w:type="spellStart"/>
+      <w:r>
+        <w:rPr>
+          <w:lang w:val="en-US"/>
+        </w:rPr>
+        <w:t>dato</w:t>
+      </w:r>
+      <w:proofErr w:type="spellEnd"/>
+      <w:r>
+        <w:rPr>
+          <w:lang w:val="en-US"/>
+        </w:rPr>
+        <w:t>)</w:t>
+      </w:r>
+    </w:p>
+    <w:p>
+      <w:pPr>
+        <w:rPr>
+          <w:lang w:val="en-US"/>
+        </w:rPr>
+      </w:pPr>
+      <w:r>
+        <w:rPr>
+          <w:lang w:val="en-US"/>
+        </w:rPr>
+        <w:t xml:space="preserve">            {</w:t>
+      </w:r>
+    </w:p>
+    <w:p>
+      <w:pPr>
+        <w:rPr>
+          <w:lang w:val="en-US"/>
+        </w:rPr>
+      </w:pPr>
+      <w:r>
+        <w:rPr>
+          <w:lang w:val="en-US"/>
+        </w:rPr>
+        <w:t xml:space="preserve">                raiz1 = raiz2 = null;</w:t>
+      </w:r>
+    </w:p>
+    <w:p>
+      <w:pPr>
+        <w:rPr>
+          <w:lang w:val="en-US"/>
+        </w:rPr>
+      </w:pPr>
+      <w:r>
+        <w:rPr>
+          <w:lang w:val="en-US"/>
+        </w:rPr>
+        <w:t xml:space="preserve">                return true;</w:t>
+      </w:r>
+    </w:p>
+    <w:p>
+      <w:pPr>
+        <w:rPr>
+          <w:lang w:val="en-US"/>
+        </w:rPr>
+      </w:pPr>
+      <w:r>
+        <w:rPr>
+          <w:lang w:val="en-US"/>
+        </w:rPr>
+        <w:t xml:space="preserve">            }</w:t>
+      </w:r>
+    </w:p>
+    <w:p>
+      <w:pPr>
+        <w:rPr>
+          <w:lang w:val="en-US"/>
+        </w:rPr>
+      </w:pPr>
+    </w:p>
+    <w:p>
+      <w:pPr>
+        <w:rPr>
+          <w:lang w:val="en-US"/>
+        </w:rPr>
+      </w:pPr>
+      <w:r>
+        <w:rPr>
+          <w:lang w:val="en-US"/>
+        </w:rPr>
+        <w:t xml:space="preserve">            else if (raiz1.info == </w:t>
+      </w:r>
+      <w:proofErr w:type="spellStart"/>
+      <w:r>
+        <w:rPr>
+          <w:lang w:val="en-US"/>
+        </w:rPr>
+        <w:t>dato</w:t>
+      </w:r>
+      <w:proofErr w:type="spellEnd"/>
+      <w:r>
+        <w:rPr>
+          <w:lang w:val="en-US"/>
+        </w:rPr>
+        <w:t>)</w:t>
+      </w:r>
+    </w:p>
+    <w:p>
+      <w:pPr>
+        <w:rPr>
+          <w:lang w:val="en-US"/>
+        </w:rPr>
+      </w:pPr>
+      <w:r>
+        <w:rPr>
+          <w:lang w:val="en-US"/>
+        </w:rPr>
+        <w:t xml:space="preserve">            {</w:t>
+      </w:r>
+    </w:p>
+    <w:p>
+      <w:pPr>
+        <w:rPr>
+          <w:lang w:val="en-US"/>
+        </w:rPr>
+      </w:pPr>
+      <w:r>
+        <w:rPr>
+          <w:lang w:val="en-US"/>
+        </w:rPr>
+        <w:t xml:space="preserve">                </w:t>
+      </w:r>
+      <w:proofErr w:type="spellStart"/>
+      <w:r>
+        <w:rPr>
+          <w:lang w:val="en-US"/>
+        </w:rPr>
+        <w:t>encontrado</w:t>
+      </w:r>
+      <w:proofErr w:type="spellEnd"/>
+      <w:r>
+        <w:rPr>
+          <w:lang w:val="en-US"/>
+        </w:rPr>
+        <w:t xml:space="preserve"> = true;</w:t>
+      </w:r>
+    </w:p>
+    <w:p>
+      <w:pPr>
+        <w:rPr>
+          <w:lang w:val="en-US"/>
+        </w:rPr>
+      </w:pPr>
+      <w:r>
+        <w:rPr>
+          <w:lang w:val="en-US"/>
+        </w:rPr>
+        <w:t xml:space="preserve">                aux = raiz1;</w:t>
+      </w:r>
+    </w:p>
+    <w:p>
+      <w:pPr>
+        <w:rPr>
+          <w:lang w:val="en-US"/>
+        </w:rPr>
+      </w:pPr>
+      <w:r>
+        <w:rPr>
+          <w:lang w:val="en-US"/>
+        </w:rPr>
+        <w:t xml:space="preserve">                do</w:t>
+      </w:r>
+    </w:p>
+    <w:p>
+      <w:pPr>
+        <w:rPr>
+          <w:lang w:val="en-US"/>
+        </w:rPr>
+      </w:pPr>
+      <w:r>
+        <w:rPr>
+          <w:lang w:val="en-US"/>
+        </w:rPr>
+        <w:t xml:space="preserve">                {</w:t>
+      </w:r>
+    </w:p>
+    <w:p>
+      <w:pPr>
+        <w:rPr>
+          <w:lang w:val="en-US"/>
+        </w:rPr>
+      </w:pPr>
+      <w:r>
+        <w:rPr>
+          <w:lang w:val="en-US"/>
+        </w:rPr>
+        <w:t xml:space="preserve">                    aux = </w:t>
+      </w:r>
+      <w:proofErr w:type="spellStart"/>
+      <w:r>
+        <w:rPr>
+          <w:lang w:val="en-US"/>
+        </w:rPr>
+        <w:t>aux.sig</w:t>
+      </w:r>
+      <w:proofErr w:type="spellEnd"/>
+      <w:r>
+        <w:rPr>
+          <w:lang w:val="en-US"/>
+        </w:rPr>
+        <w:t>;</w:t>
+      </w:r>
+    </w:p>
+    <w:p>
+      <w:pPr>
+        <w:rPr>
+          <w:lang w:val="en-US"/>
+        </w:rPr>
+      </w:pPr>
+      <w:r>
+        <w:rPr>
+          <w:lang w:val="en-US"/>
+        </w:rPr>
+        <w:t xml:space="preserve">                } while (aux != null &amp;&amp; </w:t>
+      </w:r>
+      <w:proofErr w:type="spellStart"/>
+      <w:r>
+        <w:rPr>
+          <w:lang w:val="en-US"/>
+        </w:rPr>
+        <w:t>aux.sig</w:t>
+      </w:r>
+      <w:proofErr w:type="spellEnd"/>
+      <w:r>
+        <w:rPr>
+          <w:lang w:val="en-US"/>
+        </w:rPr>
+        <w:t xml:space="preserve"> != raiz1);</w:t>
+      </w:r>
+    </w:p>
+    <w:p>
+      <w:pPr>
+        <w:rPr>
+          <w:lang w:val="en-US"/>
+        </w:rPr>
+      </w:pPr>
+      <w:r>
+        <w:rPr>
+          <w:lang w:val="en-US"/>
+        </w:rPr>
+        <w:t xml:space="preserve">                raiz1 = raiz1.sig;</w:t>
+      </w:r>
+    </w:p>
+    <w:p>
+      <w:pPr>
+        <w:rPr>
+          <w:lang w:val="en-US"/>
+        </w:rPr>
+      </w:pPr>
+      <w:r>
+        <w:rPr>
+          <w:lang w:val="en-US"/>
+        </w:rPr>
+        <w:t xml:space="preserve">                raiz1.ant = </w:t>
+      </w:r>
+      <w:proofErr w:type="spellStart"/>
+      <w:r>
+        <w:rPr>
+          <w:lang w:val="en-US"/>
+        </w:rPr>
+        <w:t>aux.ant</w:t>
+      </w:r>
+      <w:proofErr w:type="spellEnd"/>
+      <w:r>
+        <w:rPr>
+          <w:lang w:val="en-US"/>
+        </w:rPr>
+        <w:t>;</w:t>
+      </w:r>
+    </w:p>
+    <w:p>
+      <w:pPr>
+        <w:rPr>
+          <w:lang w:val="en-US"/>
+        </w:rPr>
+      </w:pPr>
+      <w:r>
+        <w:rPr>
+          <w:lang w:val="en-US"/>
+        </w:rPr>
+        <w:t xml:space="preserve">                </w:t>
+      </w:r>
+      <w:proofErr w:type="spellStart"/>
+      <w:r>
+        <w:rPr>
+          <w:lang w:val="en-US"/>
+        </w:rPr>
+        <w:t>aux.sig</w:t>
+      </w:r>
+      <w:proofErr w:type="spellEnd"/>
+      <w:r>
+        <w:rPr>
+          <w:lang w:val="en-US"/>
+        </w:rPr>
+        <w:t xml:space="preserve"> = raiz1;</w:t>
+      </w:r>
+    </w:p>
+    <w:p>
+      <w:pPr>
+        <w:rPr>
+          <w:lang w:val="en-US"/>
+        </w:rPr>
+      </w:pPr>
+      <w:r>
+        <w:rPr>
+          <w:lang w:val="en-US"/>
+        </w:rPr>
+        <w:t xml:space="preserve">            }</w:t>
+      </w:r>
+    </w:p>
+    <w:p>
+      <w:pPr>
+        <w:rPr>
+          <w:lang w:val="en-US"/>
+        </w:rPr>
+      </w:pPr>
+      <w:r>
+        <w:rPr>
+          <w:lang w:val="en-US"/>
+        </w:rPr>
+        <w:t xml:space="preserve">            else if (raiz2.info == </w:t>
+      </w:r>
+      <w:proofErr w:type="spellStart"/>
+      <w:r>
+        <w:rPr>
+          <w:lang w:val="en-US"/>
+        </w:rPr>
+        <w:t>dato</w:t>
+      </w:r>
+      <w:proofErr w:type="spellEnd"/>
+      <w:r>
+        <w:rPr>
+          <w:lang w:val="en-US"/>
+        </w:rPr>
+        <w:t>)</w:t>
+      </w:r>
+    </w:p>
+    <w:p>
+      <w:pPr>
+        <w:rPr>
+          <w:lang w:val="en-US"/>
+        </w:rPr>
+      </w:pPr>
+      <w:r>
+        <w:rPr>
+          <w:lang w:val="en-US"/>
+        </w:rPr>
+        <w:t xml:space="preserve">            {</w:t>
+      </w:r>
+    </w:p>
+    <w:p>
+      <w:pPr>
+        <w:rPr>
+          <w:lang w:val="en-US"/>
+        </w:rPr>
+      </w:pPr>
+      <w:r>
+        <w:rPr>
+          <w:lang w:val="en-US"/>
+        </w:rPr>
+        <w:t xml:space="preserve">                </w:t>
+      </w:r>
+      <w:proofErr w:type="spellStart"/>
+      <w:r>
+        <w:rPr>
+          <w:lang w:val="en-US"/>
+        </w:rPr>
+        <w:t>encontrado</w:t>
+      </w:r>
+      <w:proofErr w:type="spellEnd"/>
+      <w:r>
+        <w:rPr>
+          <w:lang w:val="en-US"/>
+        </w:rPr>
+        <w:t xml:space="preserve"> = true;</w:t>
+      </w:r>
+    </w:p>
+    <w:p>
+      <w:pPr>
+        <w:rPr>
+          <w:lang w:val="en-US"/>
+        </w:rPr>
+      </w:pPr>
+      <w:r>
+        <w:rPr>
+          <w:lang w:val="en-US"/>
+        </w:rPr>
+        <w:t xml:space="preserve">                raiz2 = raiz2.ant;</w:t>
+      </w:r>
+    </w:p>
+    <w:p>
+      <w:pPr>
+        <w:rPr>
+          <w:lang w:val="en-US"/>
+        </w:rPr>
+      </w:pPr>
+      <w:r>
+        <w:rPr>
+          <w:lang w:val="en-US"/>
+        </w:rPr>
+        <w:t xml:space="preserve">                raiz2.sig = raiz1;</w:t>
+      </w:r>
+    </w:p>
+    <w:p>
+      <w:pPr>
+        <w:rPr>
+          <w:lang w:val="en-US"/>
+        </w:rPr>
+      </w:pPr>
+      <w:r>
+        <w:rPr>
+          <w:lang w:val="en-US"/>
+        </w:rPr>
+        <w:t xml:space="preserve">                raiz1.ant = raiz2;</w:t>
+      </w:r>
+    </w:p>
+    <w:p>
+      <w:pPr>
+        <w:rPr>
+          <w:lang w:val="en-US"/>
+        </w:rPr>
+      </w:pPr>
+      <w:r>
+        <w:rPr>
+          <w:lang w:val="en-US"/>
+        </w:rPr>
+        <w:t xml:space="preserve">            }</w:t>
+      </w:r>
+    </w:p>
+    <w:p>
+      <w:pPr>
+        <w:rPr>
+          <w:lang w:val="en-US"/>
+        </w:rPr>
+      </w:pPr>
+      <w:r>
+        <w:rPr>
+          <w:lang w:val="en-US"/>
+        </w:rPr>
+        <w:t xml:space="preserve">            else</w:t>
+      </w:r>
+    </w:p>
+    <w:p>
+      <w:pPr>
+        <w:rPr>
+          <w:lang w:val="en-US"/>
+        </w:rPr>
+      </w:pPr>
+      <w:r>
+        <w:rPr>
+          <w:lang w:val="en-US"/>
+        </w:rPr>
+        <w:lastRenderedPageBreak/>
+        <w:t xml:space="preserve">            {</w:t>
+      </w:r>
+    </w:p>
+    <w:p>
+      <w:pPr>
+        <w:rPr>
+          <w:lang w:val="en-US"/>
+        </w:rPr>
+      </w:pPr>
+      <w:r>
+        <w:rPr>
+          <w:lang w:val="en-US"/>
+        </w:rPr>
+        <w:t xml:space="preserve">                // </w:t>
+      </w:r>
+      <w:proofErr w:type="spellStart"/>
+      <w:r>
+        <w:rPr>
+          <w:lang w:val="en-US"/>
+        </w:rPr>
+        <w:t>Búsqueda</w:t>
+      </w:r>
+      <w:proofErr w:type="spellEnd"/>
+    </w:p>
+    <w:p>
+      <w:pPr>
+        <w:rPr>
+          <w:lang w:val="en-US"/>
+        </w:rPr>
+      </w:pPr>
+      <w:r>
+        <w:rPr>
+          <w:lang w:val="en-US"/>
+        </w:rPr>
+        <w:t xml:space="preserve">                do</w:t>
+      </w:r>
+    </w:p>
+    <w:p>
+      <w:pPr>
+        <w:rPr>
+          <w:lang w:val="en-US"/>
+        </w:rPr>
+      </w:pPr>
+      <w:r>
+        <w:rPr>
+          <w:lang w:val="en-US"/>
+        </w:rPr>
+        <w:t xml:space="preserve">                {</w:t>
+      </w:r>
+    </w:p>
+    <w:p>
+      <w:pPr>
+        <w:rPr>
+          <w:lang w:val="en-US"/>
+        </w:rPr>
+      </w:pPr>
+      <w:r>
+        <w:rPr>
+          <w:lang w:val="en-US"/>
+        </w:rPr>
+        <w:t xml:space="preserve">                    if (ptr.info == </w:t>
+      </w:r>
+      <w:proofErr w:type="spellStart"/>
+      <w:r>
+        <w:rPr>
+          <w:lang w:val="en-US"/>
+        </w:rPr>
+        <w:t>dato</w:t>
+      </w:r>
+      <w:proofErr w:type="spellEnd"/>
+      <w:r>
+        <w:rPr>
+          <w:lang w:val="en-US"/>
+        </w:rPr>
+        <w:t>)</w:t>
+      </w:r>
+    </w:p>
+    <w:p>
+      <w:pPr>
+        <w:rPr>
+          <w:lang w:val="en-US"/>
+        </w:rPr>
+      </w:pPr>
+      <w:r>
+        <w:rPr>
+          <w:lang w:val="en-US"/>
+        </w:rPr>
+        <w:t xml:space="preserve">                    {</w:t>
+      </w:r>
+    </w:p>
+    <w:p>
+      <w:pPr>
+        <w:rPr>
+          <w:lang w:val="en-US"/>
+        </w:rPr>
+      </w:pPr>
+      <w:r>
+        <w:rPr>
+          <w:lang w:val="en-US"/>
+        </w:rPr>
+        <w:t xml:space="preserve">                        </w:t>
+      </w:r>
+      <w:proofErr w:type="spellStart"/>
+      <w:r>
+        <w:rPr>
+          <w:lang w:val="en-US"/>
+        </w:rPr>
+        <w:t>encontrado</w:t>
+      </w:r>
+      <w:proofErr w:type="spellEnd"/>
+      <w:r>
+        <w:rPr>
+          <w:lang w:val="en-US"/>
+        </w:rPr>
+        <w:t xml:space="preserve"> = true;</w:t>
+      </w:r>
+    </w:p>
+    <w:p>
+      <w:pPr>
+        <w:rPr>
+          <w:lang w:val="en-US"/>
+        </w:rPr>
+      </w:pPr>
+      <w:r>
+        <w:rPr>
+          <w:lang w:val="en-US"/>
+        </w:rPr>
+        <w:t xml:space="preserve">                    }</w:t>
+      </w:r>
+    </w:p>
+    <w:p>
+      <w:pPr>
+        <w:rPr>
+          <w:lang w:val="en-US"/>
+        </w:rPr>
+      </w:pPr>
+      <w:r>
+        <w:rPr>
+          <w:lang w:val="en-US"/>
+        </w:rPr>
+        <w:t xml:space="preserve">                    else { </w:t>
+      </w:r>
+      <w:proofErr w:type="spellStart"/>
+      <w:r>
+        <w:rPr>
+          <w:lang w:val="en-US"/>
+        </w:rPr>
+        <w:t>ptr</w:t>
+      </w:r>
+      <w:proofErr w:type="spellEnd"/>
+      <w:r>
+        <w:rPr>
+          <w:lang w:val="en-US"/>
+        </w:rPr>
+        <w:t xml:space="preserve"> = </w:t>
+      </w:r>
+      <w:proofErr w:type="spellStart"/>
+      <w:r>
+        <w:rPr>
+          <w:lang w:val="en-US"/>
+        </w:rPr>
+        <w:t>ptr.sig</w:t>
+      </w:r>
+      <w:proofErr w:type="spellEnd"/>
+      <w:r>
+        <w:rPr>
+          <w:lang w:val="en-US"/>
+        </w:rPr>
+        <w:t>; }</w:t>
+      </w:r>
+    </w:p>
+    <w:p>
+      <w:pPr>
+        <w:rPr>
+          <w:lang w:val="en-US"/>
+        </w:rPr>
+      </w:pPr>
+      <w:r>
+        <w:rPr>
+          <w:lang w:val="en-US"/>
+        </w:rPr>
+        <w:t xml:space="preserve">                } while (</w:t>
+      </w:r>
+      <w:proofErr w:type="spellStart"/>
+      <w:r>
+        <w:rPr>
+          <w:lang w:val="en-US"/>
+        </w:rPr>
+        <w:t>ptr</w:t>
+      </w:r>
+      <w:proofErr w:type="spellEnd"/>
+      <w:r>
+        <w:rPr>
+          <w:lang w:val="en-US"/>
+        </w:rPr>
+        <w:t xml:space="preserve"> != raiz1 &amp;&amp; !</w:t>
+      </w:r>
+      <w:proofErr w:type="spellStart"/>
+      <w:r>
+        <w:rPr>
+          <w:lang w:val="en-US"/>
+        </w:rPr>
+        <w:t>encontrado</w:t>
+      </w:r>
+      <w:proofErr w:type="spellEnd"/>
+      <w:r>
+        <w:rPr>
+          <w:lang w:val="en-US"/>
+        </w:rPr>
+        <w:t>);</w:t>
+      </w:r>
+    </w:p>
+    <w:p>
+      <w:pPr>
+        <w:rPr>
+          <w:lang w:val="en-US"/>
+        </w:rPr>
+      </w:pPr>
+    </w:p>
+    <w:p>
+      <w:pPr>
+        <w:rPr>
+          <w:lang w:val="en-US"/>
+        </w:rPr>
+      </w:pPr>
+      <w:r>
+        <w:rPr>
+          <w:lang w:val="en-US"/>
+        </w:rPr>
+        <w:t xml:space="preserve">                if (</w:t>
+      </w:r>
+      <w:proofErr w:type="spellStart"/>
+      <w:r>
+        <w:rPr>
+          <w:lang w:val="en-US"/>
+        </w:rPr>
+        <w:t>encontrado</w:t>
+      </w:r>
+      <w:proofErr w:type="spellEnd"/>
+      <w:r>
+        <w:rPr>
+          <w:lang w:val="en-US"/>
+        </w:rPr>
+        <w:t>)</w:t>
+      </w:r>
+    </w:p>
+    <w:p>
+      <w:pPr>
+        <w:rPr>
+          <w:lang w:val="en-US"/>
+        </w:rPr>
+      </w:pPr>
+      <w:r>
+        <w:rPr>
+          <w:lang w:val="en-US"/>
+        </w:rPr>
+        <w:t xml:space="preserve">                {</w:t>
+      </w:r>
+    </w:p>
+    <w:p>
+      <w:pPr>
+        <w:rPr>
+          <w:lang w:val="en-US"/>
+        </w:rPr>
+      </w:pPr>
+      <w:r>
+        <w:rPr>
+          <w:lang w:val="en-US"/>
+        </w:rPr>
+        <w:t xml:space="preserve">                    </w:t>
+      </w:r>
+      <w:proofErr w:type="spellStart"/>
+      <w:r>
+        <w:rPr>
+          <w:lang w:val="en-US"/>
+        </w:rPr>
+        <w:t>ptr.ant.sig</w:t>
+      </w:r>
+      <w:proofErr w:type="spellEnd"/>
+      <w:r>
+        <w:rPr>
+          <w:lang w:val="en-US"/>
+        </w:rPr>
+        <w:t xml:space="preserve"> = </w:t>
+      </w:r>
+      <w:proofErr w:type="spellStart"/>
+      <w:r>
+        <w:rPr>
+          <w:lang w:val="en-US"/>
+        </w:rPr>
+        <w:t>ptr.sig</w:t>
+      </w:r>
+      <w:proofErr w:type="spellEnd"/>
+      <w:r>
+        <w:rPr>
+          <w:lang w:val="en-US"/>
+        </w:rPr>
+        <w:t>;</w:t>
+      </w:r>
+    </w:p>
+    <w:p>
+      <w:pPr>
+        <w:rPr>
+          <w:lang w:val="en-US"/>
+        </w:rPr>
+      </w:pPr>
+      <w:r>
+        <w:rPr>
+          <w:lang w:val="en-US"/>
+        </w:rPr>
+        <w:t xml:space="preserve">                    </w:t>
+      </w:r>
+      <w:proofErr w:type="spellStart"/>
+      <w:r>
+        <w:rPr>
+          <w:lang w:val="en-US"/>
+        </w:rPr>
+        <w:t>ptr.sig.ant</w:t>
+      </w:r>
+      <w:proofErr w:type="spellEnd"/>
+      <w:r>
+        <w:rPr>
+          <w:lang w:val="en-US"/>
+        </w:rPr>
+        <w:t xml:space="preserve"> = </w:t>
+      </w:r>
+      <w:proofErr w:type="spellStart"/>
+      <w:r>
+        <w:rPr>
+          <w:lang w:val="en-US"/>
+        </w:rPr>
+        <w:t>ptr.ant</w:t>
+      </w:r>
+      <w:proofErr w:type="spellEnd"/>
+      <w:r>
+        <w:rPr>
+          <w:lang w:val="en-US"/>
+        </w:rPr>
+        <w:t>;</w:t>
+      </w:r>
+    </w:p>
+    <w:p>
+      <w:r>
+        <w:rPr>
+          <w:lang w:val="en-US"/>
+        </w:rPr>
+        <w:t xml:space="preserve">                </w:t>
+      </w:r>
+      <w:r>
+        <w:t>}</w:t>
+      </w:r>
+    </w:p>
+    <w:p>
+      <w:r>
+        <w:t xml:space="preserve">            }</w:t>
+      </w:r>
+    </w:p>
+    <w:p>
+      <w:r>
+        <w:t xml:space="preserve">                </w:t>
+      </w:r>
+      <w:proofErr w:type="spellStart"/>
+      <w:r>
+        <w:t>return</w:t>
+      </w:r>
+      <w:proofErr w:type="spellEnd"/>
+      <w:r>
+        <w:t xml:space="preserve"> encontrado;</w:t>
+      </w:r>
+    </w:p>
+    <w:p>
+      <w:r>
+        <w:t xml:space="preserve">        }</w:t>
+      </w:r>
+    </w:p>
+    <w:p/>
+    <w:p>
+      <w:r>
+        <w:t xml:space="preserve">        // ORDENAR</w:t>
+      </w:r>
+    </w:p>
+    <w:p>
+      <w:r>
+        <w:t xml:space="preserve">        </w:t>
+      </w:r>
+      <w:proofErr w:type="spellStart"/>
+      <w:r>
+        <w:t>public</w:t>
+      </w:r>
+      <w:proofErr w:type="spellEnd"/>
+      <w:r>
+        <w:t xml:space="preserve"> </w:t>
+      </w:r>
+      <w:proofErr w:type="spellStart"/>
+      <w:r>
+        <w:t>void</w:t>
+      </w:r>
+      <w:proofErr w:type="spellEnd"/>
+      <w:r>
+        <w:t xml:space="preserve"> Ordenar()</w:t>
+      </w:r>
+    </w:p>
+    <w:p>
+      <w:r>
+        <w:t xml:space="preserve">        {</w:t>
+      </w:r>
+    </w:p>
+    <w:p>
+      <w:r>
+        <w:t xml:space="preserve">            Nodo ptr1, ptr2;</w:t>
+      </w:r>
+    </w:p>
+    <w:p>
+      <w:pPr>
+        <w:rPr>
+          <w:lang w:val="en-US"/>
+        </w:rPr>
+      </w:pPr>
+      <w:r>
+        <w:t xml:space="preserve">            </w:t>
+      </w:r>
+      <w:r>
+        <w:rPr>
+          <w:lang w:val="en-US"/>
+        </w:rPr>
+        <w:t>ptr1 = raiz1;</w:t>
+      </w:r>
+    </w:p>
+    <w:p>
+      <w:pPr>
+        <w:rPr>
+          <w:lang w:val="en-US"/>
+        </w:rPr>
+      </w:pPr>
+      <w:r>
+        <w:rPr>
+          <w:lang w:val="en-US"/>
+        </w:rPr>
+        <w:t xml:space="preserve">            do</w:t>
+      </w:r>
+    </w:p>
+    <w:p>
+      <w:pPr>
+        <w:rPr>
+          <w:lang w:val="en-US"/>
+        </w:rPr>
+      </w:pPr>
+      <w:r>
+        <w:rPr>
+          <w:lang w:val="en-US"/>
+        </w:rPr>
+        <w:t xml:space="preserve">            {</w:t>
+      </w:r>
+    </w:p>
+    <w:p>
+      <w:pPr>
+        <w:rPr>
+          <w:lang w:val="en-US"/>
+        </w:rPr>
+      </w:pPr>
+      <w:r>
+        <w:rPr>
+          <w:lang w:val="en-US"/>
+        </w:rPr>
+        <w:t xml:space="preserve">                ptr2 = raiz1;</w:t>
+      </w:r>
+    </w:p>
+    <w:p>
+      <w:pPr>
+        <w:rPr>
+          <w:lang w:val="en-US"/>
+        </w:rPr>
+      </w:pPr>
+      <w:r>
+        <w:rPr>
+          <w:lang w:val="en-US"/>
+        </w:rPr>
+        <w:lastRenderedPageBreak/>
+        <w:t xml:space="preserve">                do</w:t>
+      </w:r>
+    </w:p>
+    <w:p>
+      <w:pPr>
+        <w:rPr>
+          <w:lang w:val="en-US"/>
+        </w:rPr>
+      </w:pPr>
+      <w:r>
+        <w:rPr>
+          <w:lang w:val="en-US"/>
+        </w:rPr>
+        <w:t xml:space="preserve">                {</w:t>
+      </w:r>
+    </w:p>
+    <w:p>
+      <w:pPr>
+        <w:rPr>
+          <w:lang w:val="en-US"/>
+        </w:rPr>
+      </w:pPr>
+      <w:r>
+        <w:rPr>
+          <w:lang w:val="en-US"/>
+        </w:rPr>
+        <w:t xml:space="preserve">                    if (ptr1.info &gt; ptr2.info)</w:t>
+      </w:r>
+    </w:p>
+    <w:p>
+      <w:pPr>
+        <w:rPr>
+          <w:lang w:val="en-US"/>
+        </w:rPr>
+      </w:pPr>
+      <w:r>
+        <w:rPr>
+          <w:lang w:val="en-US"/>
+        </w:rPr>
+        <w:t xml:space="preserve">                    {</w:t>
+      </w:r>
+    </w:p>
+    <w:p>
+      <w:pPr>
+        <w:rPr>
+          <w:lang w:val="en-US"/>
+        </w:rPr>
+      </w:pPr>
+      <w:r>
+        <w:rPr>
+          <w:lang w:val="en-US"/>
+        </w:rPr>
+        <w:t xml:space="preserve">                        int aux = ptr1.info;</w:t>
+      </w:r>
+    </w:p>
+    <w:p>
+      <w:pPr>
+        <w:rPr>
+          <w:lang w:val="en-US"/>
+        </w:rPr>
+      </w:pPr>
+      <w:r>
+        <w:rPr>
+          <w:lang w:val="en-US"/>
+        </w:rPr>
+        <w:t xml:space="preserve">                        ptr1.info = ptr2.info;</w:t>
+      </w:r>
+    </w:p>
+    <w:p>
+      <w:pPr>
+        <w:rPr>
+          <w:lang w:val="en-US"/>
+        </w:rPr>
+      </w:pPr>
+      <w:r>
+        <w:rPr>
+          <w:lang w:val="en-US"/>
+        </w:rPr>
+        <w:t xml:space="preserve">                        ptr2.info = aux;</w:t>
+      </w:r>
+    </w:p>
+    <w:p>
+      <w:pPr>
+        <w:rPr>
+          <w:lang w:val="en-US"/>
+        </w:rPr>
+      </w:pPr>
+      <w:r>
+        <w:rPr>
+          <w:lang w:val="en-US"/>
+        </w:rPr>
+        <w:t xml:space="preserve">                    }</w:t>
+      </w:r>
+    </w:p>
+    <w:p>
+      <w:pPr>
+        <w:rPr>
+          <w:lang w:val="en-US"/>
+        </w:rPr>
+      </w:pPr>
+      <w:r>
+        <w:rPr>
+          <w:lang w:val="en-US"/>
+        </w:rPr>
+        <w:t xml:space="preserve">                    ptr2 = ptr2.sig;</w:t>
+      </w:r>
+    </w:p>
+    <w:p>
+      <w:pPr>
+        <w:rPr>
+          <w:lang w:val="en-US"/>
+        </w:rPr>
+      </w:pPr>
+      <w:r>
+        <w:rPr>
+          <w:lang w:val="en-US"/>
+        </w:rPr>
+        <w:t xml:space="preserve">                } while (ptr2 != raiz1);</w:t>
+      </w:r>
+    </w:p>
+    <w:p>
+      <w:pPr>
+        <w:rPr>
+          <w:lang w:val="en-US"/>
+        </w:rPr>
+      </w:pPr>
+      <w:r>
+        <w:rPr>
+          <w:lang w:val="en-US"/>
+        </w:rPr>
+        <w:t xml:space="preserve">            } while (ptr1 != raiz1);</w:t>
+      </w:r>
+    </w:p>
+    <w:p>
+      <w:pPr>
+        <w:rPr>
+          <w:lang w:val="en-US"/>
+        </w:rPr>
+      </w:pPr>
+      <w:r>
+        <w:rPr>
+          <w:lang w:val="en-US"/>
+        </w:rPr>
+        <w:t xml:space="preserve">                ptr1 = ptr1.sig;</w:t>
+      </w:r>
+    </w:p>
+    <w:p>
+      <w:r>
+        <w:rPr>
+          <w:lang w:val="en-US"/>
+        </w:rPr>
+        <w:t xml:space="preserve">            </w:t>
+      </w:r>
+      <w:r>
+        <w:t>}</w:t>
+      </w:r>
+    </w:p>
+    <w:p>
+      <w:r>
+        <w:t xml:space="preserve">        }</w:t>
+      </w:r>
+    </w:p>
+    <w:p>
+      <w:pPr>
+        <w:pStyle w:val="Prrafodelista"/>
+        <w:numPr>
+          <w:ilvl w:val="0"/>
+          <w:numId w:val="1"/>
+        </w:numPr>
+        <w:rPr>
+          <w:b/>
+          <w:bCs/>
+        </w:rPr>
+      </w:pPr>
+      <w:proofErr w:type="spellStart"/>
+      <w:r>
+        <w:rPr>
+          <w:b/>
+          <w:bCs/>
+        </w:rPr>
+        <w:t>Program</w:t>
+      </w:r>
+      <w:proofErr w:type="spellEnd"/>
+    </w:p>
+    <w:p>
+      <w:pPr>
+        <w:rPr>
+          <w:lang w:val="en-US"/>
+        </w:rPr>
+      </w:pPr>
+      <w:r>
+        <w:rPr>
+          <w:lang w:val="en-US"/>
+        </w:rPr>
+        <w:t>namespace ListaCircularDoble</w:t>
+      </w:r>
+    </w:p>
+    <w:p>
+      <w:pPr>
+        <w:rPr>
+          <w:lang w:val="en-US"/>
+        </w:rPr>
+      </w:pPr>
+      <w:r>
+        <w:rPr>
+          <w:lang w:val="en-US"/>
+        </w:rPr>
+        <w:t>{</w:t>
+      </w:r>
+    </w:p>
+    <w:p>
+      <w:pPr>
+        <w:rPr>
+          <w:lang w:val="en-US"/>
+        </w:rPr>
+      </w:pPr>
+      <w:r>
+        <w:rPr>
+          <w:lang w:val="en-US"/>
+        </w:rPr>
+        <w:t xml:space="preserve">    public class Program</w:t>
+      </w:r>
+    </w:p>
+    <w:p>
+      <w:pPr>
+        <w:rPr>
+          <w:lang w:val="en-US"/>
+        </w:rPr>
+      </w:pPr>
+      <w:r>
+        <w:rPr>
+          <w:lang w:val="en-US"/>
+        </w:rPr>
+        <w:t xml:space="preserve">    {</w:t>
+      </w:r>
+    </w:p>
+    <w:p>
+      <w:pPr>
+        <w:rPr>
+          <w:lang w:val="en-US"/>
+        </w:rPr>
+      </w:pPr>
+      <w:r>
+        <w:rPr>
+          <w:lang w:val="en-US"/>
+        </w:rPr>
+        <w:t xml:space="preserve">        static void Main(string[] args)</w:t>
+      </w:r>
+    </w:p>
+    <w:p>
+      <w:pPr>
+        <w:rPr>
+          <w:lang w:val="en-US"/>
+        </w:rPr>
+      </w:pPr>
+      <w:r>
+        <w:rPr>
+          <w:lang w:val="en-US"/>
+        </w:rPr>
+        <w:t xml:space="preserve">        {</w:t>
+      </w:r>
+    </w:p>
+    <w:p>
+      <w:pPr>
+        <w:rPr>
+          <w:lang w:val="en-US"/>
+        </w:rPr>
+      </w:pPr>
+      <w:r>
+        <w:rPr>
+          <w:lang w:val="en-US"/>
+        </w:rPr>
+        <w:t xml:space="preserve">            ListaDoble milista = new ListaDoble();</w:t>
+      </w:r>
+    </w:p>
+    <w:p>
+      <w:pPr>
+        <w:rPr>
+          <w:lang w:val="en-US"/>
+        </w:rPr>
+      </w:pPr>
+      <w:r>
+        <w:rPr>
+          <w:lang w:val="en-US"/>
+        </w:rPr>
+        <w:t xml:space="preserve">            Random rnd = new Random();</w:t>
+      </w:r>
+    </w:p>
+    <w:p>
+      <w:pPr>
+        <w:rPr>
+          <w:lang w:val="en-US"/>
+        </w:rPr>
+      </w:pPr>
+    </w:p>
+    <w:p>
+      <w:pPr>
+        <w:rPr>
+          <w:lang w:val="en-US"/>
+        </w:rPr>
+      </w:pPr>
+      <w:r>
+        <w:rPr>
+          <w:lang w:val="en-US"/>
+        </w:rPr>
+        <w:t xml:space="preserve">            for (int i = 0; i &lt; 5; i++)</w:t>
+      </w:r>
+    </w:p>
+    <w:p>
+      <w:pPr>
+        <w:rPr>
+          <w:lang w:val="en-US"/>
+        </w:rPr>
+      </w:pPr>
+      <w:r>
+        <w:rPr>
+          <w:lang w:val="en-US"/>
+        </w:rPr>
+        <w:t xml:space="preserve">            {</w:t>
+      </w:r>
+    </w:p>
+    <w:p>
+      <w:pPr>
+        <w:rPr>
+          <w:lang w:val="en-US"/>
+        </w:rPr>
+      </w:pPr>
+      <w:r>
+        <w:rPr>
+          <w:lang w:val="en-US"/>
+        </w:rPr>
+        <w:t xml:space="preserve">                milista.InsertarFIFO(rnd.Next(10, 100));</w:t>
+      </w:r>
+    </w:p>
+    <w:p>
+      <w:r>
+        <w:rPr>
+          <w:lang w:val="en-US"/>
+        </w:rPr>
+        <w:t xml:space="preserve">            </w:t>
+      </w:r>
+      <w:r>
+        <w:t>}</w:t>
+      </w:r>
+    </w:p>
+    <w:p/>
+    <w:p>
+      <w:r>
+        <w:t xml:space="preserve">            // Imprimir</w:t>
+      </w:r>
+    </w:p>
+    <w:p>
+      <w:r>
+        <w:t xml:space="preserve">            </w:t>
+      </w:r>
+      <w:proofErr w:type="spellStart"/>
+      <w:r>
+        <w:t>milista.Recorrido</w:t>
+      </w:r>
+      <w:proofErr w:type="spellEnd"/>
+      <w:r>
+        <w:t>();</w:t>
+      </w:r>
+    </w:p>
+    <w:p/>
+    <w:p>
+      <w:r>
+        <w:t xml:space="preserve">            // Ordenar</w:t>
+      </w:r>
+    </w:p>
+    <w:p>
+      <w:r>
+        <w:t xml:space="preserve">            </w:t>
+      </w:r>
+      <w:proofErr w:type="spellStart"/>
+      <w:r>
+        <w:t>milista.Ordenar</w:t>
+      </w:r>
+      <w:proofErr w:type="spellEnd"/>
+      <w:r>
+        <w:t>();</w:t>
+      </w:r>
+    </w:p>
+    <w:p>
+      <w:r>
+        <w:t xml:space="preserve">            </w:t>
+      </w:r>
+      <w:proofErr w:type="spellStart"/>
+      <w:r>
+        <w:t>Console.Write</w:t>
+      </w:r>
+      <w:proofErr w:type="spellEnd"/>
+      <w:r>
+        <w:t>("DATOS ORDENADOS");</w:t>
+      </w:r>
+    </w:p>
+    <w:p>
+      <w:r>
+        <w:t xml:space="preserve">            </w:t>
+      </w:r>
+      <w:proofErr w:type="spellStart"/>
+      <w:r>
+        <w:t>milista.Recorrido</w:t>
+      </w:r>
+      <w:proofErr w:type="spellEnd"/>
+      <w:r>
+        <w:t>();</w:t>
+      </w:r>
+    </w:p>
+    <w:p/>
+    <w:p>
+      <w:pPr>
+        <w:rPr>
+          <w:lang w:val="en-US"/>
+        </w:rPr>
+      </w:pPr>
+      <w:r>
+        <w:t xml:space="preserve">            </w:t>
+      </w:r>
+      <w:r>
+        <w:rPr>
+          <w:lang w:val="en-US"/>
+        </w:rPr>
+        <w:t>int dato = 0;</w:t>
+      </w:r>
+    </w:p>
+    <w:p>
+      <w:pPr>
+        <w:rPr>
+          <w:lang w:val="en-US"/>
+        </w:rPr>
+      </w:pPr>
+      <w:r>
+        <w:rPr>
+          <w:lang w:val="en-US"/>
+        </w:rPr>
+        <w:t xml:space="preserve">            bool res = false;</w:t>
+      </w:r>
+    </w:p>
+    <w:p>
+      <w:r>
+        <w:rPr>
+          <w:lang w:val="en-US"/>
+        </w:rPr>
+        <w:t xml:space="preserve">            </w:t>
+      </w:r>
+      <w:proofErr w:type="spellStart"/>
+      <w:r>
+        <w:t>string</w:t>
+      </w:r>
+      <w:proofErr w:type="spellEnd"/>
+      <w:r>
+        <w:t xml:space="preserve"> </w:t>
+      </w:r>
+      <w:proofErr w:type="spellStart"/>
+      <w:r>
+        <w:t>msg</w:t>
+      </w:r>
+      <w:proofErr w:type="spellEnd"/>
+      <w:r>
+        <w:t xml:space="preserve"> = "";</w:t>
+      </w:r>
+    </w:p>
+    <w:p>
+      <w:r>
+        <w:t xml:space="preserve">            //Buscar</w:t>
+      </w:r>
+    </w:p>
+    <w:p>
+      <w:r>
+        <w:t xml:space="preserve">            </w:t>
+      </w:r>
+      <w:proofErr w:type="spellStart"/>
+      <w:r>
+        <w:t>Console.WriteLine</w:t>
+      </w:r>
+      <w:proofErr w:type="spellEnd"/>
+      <w:r>
+        <w:t>("Método Buscar:  Para finalizar escribe -1");</w:t>
+      </w:r>
+    </w:p>
+    <w:p>
+      <w:pPr>
+        <w:rPr>
+          <w:lang w:val="en-US"/>
+        </w:rPr>
+      </w:pPr>
+      <w:r>
+        <w:t xml:space="preserve">            </w:t>
+      </w:r>
+      <w:r>
+        <w:rPr>
+          <w:lang w:val="en-US"/>
+        </w:rPr>
+        <w:t>while (dato != -1)</w:t>
+      </w:r>
+    </w:p>
+    <w:p>
+      <w:pPr>
+        <w:rPr>
+          <w:lang w:val="en-US"/>
+        </w:rPr>
+      </w:pPr>
+      <w:r>
+        <w:rPr>
+          <w:lang w:val="en-US"/>
+        </w:rPr>
+        <w:t xml:space="preserve">            {</w:t>
+      </w:r>
+    </w:p>
+    <w:p>
+      <w:pPr>
+        <w:rPr>
+          <w:lang w:val="en-US"/>
+        </w:rPr>
+      </w:pPr>
+      <w:r>
+        <w:rPr>
+          <w:lang w:val="en-US"/>
+        </w:rPr>
+        <w:t xml:space="preserve">                dato = Int32.Parse(Console.ReadLine());</w:t>
+      </w:r>
+    </w:p>
+    <w:p>
+      <w:r>
+        <w:rPr>
+          <w:lang w:val="en-US"/>
+        </w:rPr>
+        <w:t xml:space="preserve">                </w:t>
+      </w:r>
+      <w:r>
+        <w:t xml:space="preserve">res = </w:t>
+      </w:r>
+      <w:proofErr w:type="spellStart"/>
+      <w:r>
+        <w:t>milista.Buscar</w:t>
+      </w:r>
+      <w:proofErr w:type="spellEnd"/>
+      <w:r>
+        <w:t>(dato);</w:t>
+      </w:r>
+    </w:p>
+    <w:p>
+      <w:r>
+        <w:t xml:space="preserve">                </w:t>
+      </w:r>
+      <w:proofErr w:type="spellStart"/>
+      <w:r>
+        <w:t>msg</w:t>
+      </w:r>
+      <w:proofErr w:type="spellEnd"/>
+      <w:r>
+        <w:t xml:space="preserve"> = res ? "Se encontró." : "No se encontró. Intenta nuevamente.";</w:t>
+      </w:r>
+    </w:p>
+    <w:p/>
+    <w:p>
+      <w:r>
+        <w:t xml:space="preserve">                </w:t>
+      </w:r>
+      <w:proofErr w:type="spellStart"/>
+      <w:r>
+        <w:t>Console.WriteLine</w:t>
+      </w:r>
+      <w:proofErr w:type="spellEnd"/>
+      <w:r>
+        <w:t xml:space="preserve">("Dato {0} " + </w:t>
+      </w:r>
+      <w:proofErr w:type="spellStart"/>
+      <w:r>
+        <w:t>msg</w:t>
+      </w:r>
+      <w:proofErr w:type="spellEnd"/>
+      <w:r>
+        <w:t>, dato);</w:t>
+      </w:r>
+    </w:p>
+    <w:p>
+      <w:r>
+        <w:t xml:space="preserve">            }</w:t>
+      </w:r>
+    </w:p>
+    <w:p/>
+    <w:p>
+      <w:r>
+        <w:t xml:space="preserve">            //Eliminar</w:t>
+      </w:r>
+    </w:p>
+    <w:p>
+      <w:r>
+        <w:t xml:space="preserve">            </w:t>
+      </w:r>
+      <w:proofErr w:type="spellStart"/>
+      <w:r>
+        <w:t>Console.WriteLine</w:t>
+      </w:r>
+      <w:proofErr w:type="spellEnd"/>
+      <w:r>
+        <w:t>("Método Eliminar:  Para finalizar escribe -1");</w:t>
+      </w:r>
+    </w:p>
+    <w:p>
+      <w:pPr>
+        <w:rPr>
+          <w:lang w:val="en-US"/>
+        </w:rPr>
+      </w:pPr>
+      <w:r>
+        <w:t xml:space="preserve">            </w:t>
+      </w:r>
+      <w:r>
+        <w:rPr>
+          <w:lang w:val="en-US"/>
+        </w:rPr>
+        <w:t>do</w:t>
+      </w:r>
+    </w:p>
+    <w:p>
+      <w:pPr>
+        <w:rPr>
+          <w:lang w:val="en-US"/>
+        </w:rPr>
+      </w:pPr>
+      <w:r>
+        <w:rPr>
+          <w:lang w:val="en-US"/>
+        </w:rPr>
+        <w:t xml:space="preserve">            {</w:t>
+      </w:r>
+    </w:p>
+    <w:p>
+      <w:pPr>
+        <w:rPr>
+          <w:lang w:val="en-US"/>
+        </w:rPr>
+      </w:pPr>
+      <w:r>
+        <w:rPr>
+          <w:lang w:val="en-US"/>
+        </w:rPr>
+        <w:t xml:space="preserve">                dato = Int32.Parse(Console.ReadLine());</w:t>
+      </w:r>
+    </w:p>
+    <w:p>
+      <w:r>
+        <w:rPr>
+          <w:lang w:val="en-US"/>
+        </w:rPr>
+        <w:lastRenderedPageBreak/>
+        <w:t xml:space="preserve">                </w:t>
+      </w:r>
+      <w:r>
+        <w:t xml:space="preserve">res = </w:t>
+      </w:r>
+      <w:proofErr w:type="spellStart"/>
+      <w:r>
+        <w:t>milista.Eliminar</w:t>
+      </w:r>
+      <w:proofErr w:type="spellEnd"/>
+      <w:r>
+        <w:t>(dato);</w:t>
+      </w:r>
+    </w:p>
+    <w:p/>
+    <w:p>
+      <w:r>
+        <w:t xml:space="preserve">                </w:t>
+      </w:r>
+      <w:proofErr w:type="spellStart"/>
+      <w:r>
+        <w:t>msg</w:t>
+      </w:r>
+      <w:proofErr w:type="spellEnd"/>
+      <w:r>
+        <w:t xml:space="preserve"> = res ? "Se eliminó." : "No se eliminó.";</w:t>
+      </w:r>
+    </w:p>
+    <w:p>
+      <w:r>
+        <w:t xml:space="preserve">                </w:t>
+      </w:r>
+      <w:proofErr w:type="spellStart"/>
+      <w:r>
+        <w:t>Console.WriteLine</w:t>
+      </w:r>
+      <w:proofErr w:type="spellEnd"/>
+      <w:r>
+        <w:t xml:space="preserve">("Dato {0} " + </w:t>
+      </w:r>
+      <w:proofErr w:type="spellStart"/>
+      <w:r>
+        <w:t>msg</w:t>
+      </w:r>
+      <w:proofErr w:type="spellEnd"/>
+      <w:r>
+        <w:t>, dato);</w:t>
+      </w:r>
+    </w:p>
+    <w:p>
+      <w:r>
+        <w:t xml:space="preserve">                </w:t>
+      </w:r>
+      <w:proofErr w:type="spellStart"/>
+      <w:r>
+        <w:t>milista.Recorrido</w:t>
+      </w:r>
+      <w:proofErr w:type="spellEnd"/>
+      <w:r>
+        <w:t>();</w:t>
+      </w:r>
+    </w:p>
+    <w:p/>
+    <w:p>
+      <w:r>
+        <w:t xml:space="preserve">            } </w:t>
+      </w:r>
+      <w:proofErr w:type="spellStart"/>
+      <w:r>
+        <w:t>while</w:t>
+      </w:r>
+      <w:proofErr w:type="spellEnd"/>
+      <w:r>
+        <w:t xml:space="preserve"> (dato != -1);</w:t>
+      </w:r>
+    </w:p>
+    <w:p>
+      <w:r>
+        <w:t xml:space="preserve">        }</w:t>
+      </w:r>
+    </w:p>
+    <w:p>
+      <w:r>
+        <w:t xml:space="preserve">    }</w:t>
+      </w:r>
     </w:p>
     <w:sectPr>
       <w:pgSz w:w="11906" w:h="16838"/>
@@ -1591,7 +6252,7 @@
 </file>
 
 <file path=word/numbering.xml><?xml version="1.0" encoding="utf-8"?>
-<w:numbering xmlns:wpc="http://schemas.microsoft.com/office/word/2010/wordprocessingCanvas" xmlns:cx="http://schemas.microsoft.com/office/drawing/2014/chartex" xmlns:cx1="http://schemas.microsoft.com/office/drawing/2015/9/8/chartex" xmlns:cx2="http://schemas.microsoft.com/office/drawing/2015/10/21/chartex" xmlns:cx3="http://schemas.microsoft.com/office/drawing/2016/5/9/chartex" xmlns:cx4="http://schemas.microsoft.com/office/drawing/2016/5/10/chartex" xmlns:cx5="http://schemas.microsoft.com/office/drawing/2016/5/11/chartex" xmlns:cx6="http://schemas.microsoft.com/office/drawing/2016/5/12/chartex" xmlns:cx7="http://schemas.microsoft.com/office/drawing/2016/5/13/chartex" xmlns:cx8="http://schemas.microsoft.com/office/drawing/2016/5/14/chartex" xmlns:mc="http://schemas.openxmlformats.org/markup-compatibility/2006" xmlns:aink="http://schemas.microsoft.com/office/drawing/2016/ink" xmlns:am3d="http://schemas.microsoft.com/office/drawing/2017/model3d" xmlns:o="urn:schemas-microsoft-com:office:office" xmlns:oel="http://schemas.microsoft.com/office/2019/extlst" xmlns:r="http://schemas.openxmlformats.org/officeDocument/2006/relationships" xmlns:m="http://schemas.openxmlformats.org/officeDocument/2006/math" xmlns:v="urn:schemas-microsoft-com:vml" xmlns:wp14="http://schemas.microsoft.com/office/word/2010/wordprocessingDrawing" xmlns:wp="http://schemas.openxmlformats.org/drawingml/2006/wordprocessingDrawing" xmlns:w10="urn:schemas-microsoft-com:office:word" xmlns:w="http://schemas.openxmlformats.org/wordprocessingml/2006/main" xmlns:w14="http://schemas.microsoft.com/office/word/2010/wordml" xmlns:w15="http://schemas.microsoft.com/office/word/2012/wordml" xmlns:w16cex="http://schemas.microsoft.com/office/word/2018/wordml/cex" xmlns:w16cid="http://schemas.microsoft.com/office/word/2016/wordml/cid" xmlns:w16="http://schemas.microsoft.com/office/word/2018/wordml" xmlns:w16sdtdh="http://schemas.microsoft.com/office/word/2020/wordml/sdtdatahash" xmlns:w16se="http://schemas.microsoft.com/office/word/2015/wordml/symex" xmlns:wpg="http://schemas.microsoft.com/office/word/2010/wordprocessingGroup" xmlns:wpi="http://schemas.microsoft.com/office/word/2010/wordprocessingInk" xmlns:wne="http://schemas.microsoft.com/office/word/2006/wordml" xmlns:wps="http://schemas.microsoft.com/office/word/2010/wordprocessingShape" mc:Ignorable="w14 w15 w16se w16cid w16 w16cex w16sdtdh wp14">
+<w:numbering xmlns:wpc="http://schemas.microsoft.com/office/word/2010/wordprocessingCanvas" xmlns:cx="http://schemas.microsoft.com/office/drawing/2014/chartex" xmlns:cx1="http://schemas.microsoft.com/office/drawing/2015/9/8/chartex" xmlns:cx2="http://schemas.microsoft.com/office/drawing/2015/10/21/chartex" xmlns:cx3="http://schemas.microsoft.com/office/drawing/2016/5/9/chartex" xmlns:cx4="http://schemas.microsoft.com/office/drawing/2016/5/10/chartex" xmlns:cx5="http://schemas.microsoft.com/office/drawing/2016/5/11/chartex" xmlns:cx6="http://schemas.microsoft.com/office/drawing/2016/5/12/chartex" xmlns:cx7="http://schemas.microsoft.com/office/drawing/2016/5/13/chartex" xmlns:cx8="http://schemas.microsoft.com/office/drawing/2016/5/14/chartex" xmlns:mc="http://schemas.openxmlformats.org/markup-compatibility/2006" xmlns:aink="http://schemas.microsoft.com/office/drawing/2016/ink" xmlns:am3d="http://schemas.microsoft.com/office/drawing/2017/model3d" xmlns:o="urn:schemas-microsoft-com:office:office" xmlns:r="http://schemas.openxmlformats.org/officeDocument/2006/relationships" xmlns:m="http://schemas.openxmlformats.org/officeDocument/2006/math" xmlns:v="urn:schemas-microsoft-com:vml" xmlns:wp14="http://schemas.microsoft.com/office/word/2010/wordprocessingDrawing" xmlns:wp="http://schemas.openxmlformats.org/drawingml/2006/wordprocessingDrawing" xmlns:w10="urn:schemas-microsoft-com:office:word" xmlns:w="http://schemas.openxmlformats.org/wordprocessingml/2006/main" xmlns:w14="http://schemas.microsoft.com/office/word/2010/wordml" xmlns:w15="http://schemas.microsoft.com/office/word/2012/wordml" xmlns:w16cex="http://schemas.microsoft.com/office/word/2018/wordml/cex" xmlns:w16cid="http://schemas.microsoft.com/office/word/2016/wordml/cid" xmlns:w16="http://schemas.microsoft.com/office/word/2018/wordml" xmlns:w16sdtdh="http://schemas.microsoft.com/office/word/2020/wordml/sdtdatahash" xmlns:w16se="http://schemas.microsoft.com/office/word/2015/wordml/symex" xmlns:wpg="http://schemas.microsoft.com/office/word/2010/wordprocessingGroup" xmlns:wpi="http://schemas.microsoft.com/office/word/2010/wordprocessingInk" xmlns:wne="http://schemas.microsoft.com/office/word/2006/wordml" xmlns:wps="http://schemas.microsoft.com/office/word/2010/wordprocessingShape" mc:Ignorable="w14 w15 w16se w16cid w16 w16cex w16sdtdh wp14">
   <w:abstractNum w:abstractNumId="0" w15:restartNumberingAfterBreak="0">
     <w:nsid w:val="098600FC"/>
     <w:multiLevelType w:val="hybridMultilevel"/>
@@ -1704,7 +6365,7 @@
       </w:rPr>
     </w:lvl>
   </w:abstractNum>
-  <w:num w:numId="1" w16cid:durableId="649406633">
+  <w:num w:numId="1">
     <w:abstractNumId w:val="0"/>
   </w:num>
 </w:numbering>
@@ -2314,6 +6975,7 @@
   <w:style w:type="character" w:default="1" w:styleId="Fuentedeprrafopredeter">
     <w:name w:val="Default Paragraph Font"/>
     <w:uiPriority w:val="1"/>
+    <w:semiHidden/>
     <w:unhideWhenUsed/>
   </w:style>
   <w:style w:type="table" w:default="1" w:styleId="Tablanormal">
